--- a/Documentation/Task2_DevelopmentDocumentation_LL-000020927_Chukwudolue_T.docx
+++ b/Documentation/Task2_DevelopmentDocumentation_LL-000020927_Chukwudolue_T.docx
@@ -1,6 +1,6 @@
 
 <file path=word/document.xml><?xml version="1.0" encoding="utf-8"?>
-<w:document xmlns:wpc="http://schemas.microsoft.com/office/word/2010/wordprocessingCanvas" xmlns:cx="http://schemas.microsoft.com/office/drawing/2014/chartex" xmlns:cx1="http://schemas.microsoft.com/office/drawing/2015/9/8/chartex" xmlns:cx2="http://schemas.microsoft.com/office/drawing/2015/10/21/chartex" xmlns:cx3="http://schemas.microsoft.com/office/drawing/2016/5/9/chartex" xmlns:cx4="http://schemas.microsoft.com/office/drawing/2016/5/10/chartex" xmlns:cx5="http://schemas.microsoft.com/office/drawing/2016/5/11/chartex" xmlns:cx6="http://schemas.microsoft.com/office/drawing/2016/5/12/chartex" xmlns:cx7="http://schemas.microsoft.com/office/drawing/2016/5/13/chartex" xmlns:cx8="http://schemas.microsoft.com/office/drawing/2016/5/14/chartex" xmlns:mc="http://schemas.openxmlformats.org/markup-compatibility/2006" xmlns:aink="http://schemas.microsoft.com/office/drawing/2016/ink" xmlns:am3d="http://schemas.microsoft.com/office/drawing/2017/model3d" xmlns:o="urn:schemas-microsoft-com:office:office" xmlns:r="http://schemas.openxmlformats.org/officeDocument/2006/relationships" xmlns:m="http://schemas.openxmlformats.org/officeDocument/2006/math" xmlns:v="urn:schemas-microsoft-com:vml" xmlns:wp14="http://schemas.microsoft.com/office/word/2010/wordprocessingDrawing" xmlns:wp="http://schemas.openxmlformats.org/drawingml/2006/wordprocessingDrawing" xmlns:w10="urn:schemas-microsoft-com:office:word" xmlns:w="http://schemas.openxmlformats.org/wordprocessingml/2006/main" xmlns:w14="http://schemas.microsoft.com/office/word/2010/wordml" xmlns:w15="http://schemas.microsoft.com/office/word/2012/wordml" xmlns:w16cex="http://schemas.microsoft.com/office/word/2018/wordml/cex" xmlns:w16cid="http://schemas.microsoft.com/office/word/2016/wordml/cid" xmlns:w16="http://schemas.microsoft.com/office/word/2018/wordml" xmlns:w16sdtdh="http://schemas.microsoft.com/office/word/2020/wordml/sdtdatahash" xmlns:w16se="http://schemas.microsoft.com/office/word/2015/wordml/symex" xmlns:wpg="http://schemas.microsoft.com/office/word/2010/wordprocessingGroup" xmlns:wpi="http://schemas.microsoft.com/office/word/2010/wordprocessingInk" xmlns:wne="http://schemas.microsoft.com/office/word/2006/wordml" xmlns:wps="http://schemas.microsoft.com/office/word/2010/wordprocessingShape" mc:Ignorable="w14 w15 w16se w16cid w16 w16cex w16sdtdh wp14">
+<w:document xmlns:wpc="http://schemas.microsoft.com/office/word/2010/wordprocessingCanvas" xmlns:cx="http://schemas.microsoft.com/office/drawing/2014/chartex" xmlns:cx1="http://schemas.microsoft.com/office/drawing/2015/9/8/chartex" xmlns:cx2="http://schemas.microsoft.com/office/drawing/2015/10/21/chartex" xmlns:cx3="http://schemas.microsoft.com/office/drawing/2016/5/9/chartex" xmlns:cx4="http://schemas.microsoft.com/office/drawing/2016/5/10/chartex" xmlns:cx5="http://schemas.microsoft.com/office/drawing/2016/5/11/chartex" xmlns:cx6="http://schemas.microsoft.com/office/drawing/2016/5/12/chartex" xmlns:cx7="http://schemas.microsoft.com/office/drawing/2016/5/13/chartex" xmlns:cx8="http://schemas.microsoft.com/office/drawing/2016/5/14/chartex" xmlns:mc="http://schemas.openxmlformats.org/markup-compatibility/2006" xmlns:aink="http://schemas.microsoft.com/office/drawing/2016/ink" xmlns:am3d="http://schemas.microsoft.com/office/drawing/2017/model3d" xmlns:o="urn:schemas-microsoft-com:office:office" xmlns:oel="http://schemas.microsoft.com/office/2019/extlst" xmlns:r="http://schemas.openxmlformats.org/officeDocument/2006/relationships" xmlns:m="http://schemas.openxmlformats.org/officeDocument/2006/math" xmlns:v="urn:schemas-microsoft-com:vml" xmlns:wp14="http://schemas.microsoft.com/office/word/2010/wordprocessingDrawing" xmlns:wp="http://schemas.openxmlformats.org/drawingml/2006/wordprocessingDrawing" xmlns:w10="urn:schemas-microsoft-com:office:word" xmlns:w="http://schemas.openxmlformats.org/wordprocessingml/2006/main" xmlns:w14="http://schemas.microsoft.com/office/word/2010/wordml" xmlns:w15="http://schemas.microsoft.com/office/word/2012/wordml" xmlns:w16cex="http://schemas.microsoft.com/office/word/2018/wordml/cex" xmlns:w16cid="http://schemas.microsoft.com/office/word/2016/wordml/cid" xmlns:w16="http://schemas.microsoft.com/office/word/2018/wordml" xmlns:w16du="http://schemas.microsoft.com/office/word/2023/wordml/word16du" xmlns:w16sdtdh="http://schemas.microsoft.com/office/word/2020/wordml/sdtdatahash" xmlns:w16sdtfl="http://schemas.microsoft.com/office/word/2024/wordml/sdtformatlock" xmlns:w16se="http://schemas.microsoft.com/office/word/2015/wordml/symex" xmlns:wpg="http://schemas.microsoft.com/office/word/2010/wordprocessingGroup" xmlns:wpi="http://schemas.microsoft.com/office/word/2010/wordprocessingInk" xmlns:wne="http://schemas.microsoft.com/office/word/2006/wordml" xmlns:wps="http://schemas.microsoft.com/office/word/2010/wordprocessingShape" mc:Ignorable="w14 w15 w16se w16cid w16 w16cex w16sdtdh w16sdtfl w16du wp14">
   <w:body>
     <w:sdt>
       <w:sdtPr>
@@ -16,7 +16,6 @@
           <w:docPartUnique/>
         </w:docPartObj>
       </w:sdtPr>
-      <w:sdtEndPr/>
       <w:sdtContent>
         <w:p>
           <w:pPr>
@@ -159,7 +158,6 @@
                                     <w:dataBinding w:prefixMappings="xmlns:ns0='http://purl.org/dc/elements/1.1/' xmlns:ns1='http://schemas.openxmlformats.org/package/2006/metadata/core-properties' " w:xpath="/ns1:coreProperties[1]/ns0:subject[1]" w:storeItemID="{6C3C8BC8-F283-45AE-878A-BAB7291924A1}"/>
                                     <w:text/>
                                   </w:sdtPr>
-                                  <w:sdtEndPr/>
                                   <w:sdtContent>
                                     <w:r>
                                       <w:rPr>
@@ -199,7 +197,7 @@
                     <v:stroke joinstyle="miter"/>
                     <v:path gradientshapeok="t" o:connecttype="rect"/>
                   </v:shapetype>
-                  <v:shape id="Text Box 62" o:spid="_x0000_s1026" type="#_x0000_t202" style="position:absolute;margin-left:0;margin-top:0;width:468pt;height:1in;z-index:251661312;visibility:visible;mso-wrap-style:square;mso-width-percent:765;mso-wrap-distance-left:9pt;mso-wrap-distance-top:0;mso-wrap-distance-right:9pt;mso-wrap-distance-bottom:0;mso-position-horizontal:center;mso-position-horizontal-relative:page;mso-position-vertical:top;mso-position-vertical-relative:margin;mso-width-percent:765;mso-width-relative:page;v-text-anchor:top" o:gfxdata="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" filled="f" stroked="f" strokeweight=".5pt">
+                  <v:shape id="Text Box 62" o:spid="_x0000_s1026" type="#_x0000_t202" style="position:absolute;margin-left:0;margin-top:0;width:468pt;height:1in;z-index:251661312;visibility:visible;mso-wrap-style:square;mso-width-percent:765;mso-wrap-distance-left:9pt;mso-wrap-distance-top:0;mso-wrap-distance-right:9pt;mso-wrap-distance-bottom:0;mso-position-horizontal:center;mso-position-horizontal-relative:page;mso-position-vertical:top;mso-position-vertical-relative:margin;mso-width-percent:765;mso-width-relative:page;v-text-anchor:top" o:gfxdata="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" filled="f" stroked="f" strokeweight=".5pt">
                     <v:textbox style="mso-fit-shape-to-text:t">
                       <w:txbxContent>
                         <w:sdt>
@@ -271,7 +269,6 @@
                               <w:dataBinding w:prefixMappings="xmlns:ns0='http://purl.org/dc/elements/1.1/' xmlns:ns1='http://schemas.openxmlformats.org/package/2006/metadata/core-properties' " w:xpath="/ns1:coreProperties[1]/ns0:subject[1]" w:storeItemID="{6C3C8BC8-F283-45AE-878A-BAB7291924A1}"/>
                               <w:text/>
                             </w:sdtPr>
-                            <w:sdtEndPr/>
                             <w:sdtContent>
                               <w:r>
                                 <w:rPr>
@@ -808,21 +805,21 @@
               </mc:Choice>
               <mc:Fallback>
                 <w:pict>
-                  <v:group w14:anchorId="27AC84B1" id="Group 2" o:spid="_x0000_s1026" style="position:absolute;margin-left:0;margin-top:0;width:432.65pt;height:448.55pt;z-index:-251656192;mso-width-percent:706;mso-height-percent:566;mso-left-percent:220;mso-top-percent:300;mso-position-horizontal-relative:page;mso-position-vertical-relative:page;mso-width-percent:706;mso-height-percent:566;mso-left-percent:220;mso-top-percent:300" coordsize="43291,44910" o:gfxdata="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">
+                  <v:group w14:anchorId="27AC84B1" id="Group 2" o:spid="_x0000_s1026" style="position:absolute;margin-left:0;margin-top:0;width:432.65pt;height:448.55pt;z-index:-251656192;mso-width-percent:706;mso-height-percent:566;mso-left-percent:220;mso-top-percent:300;mso-position-horizontal-relative:page;mso-position-vertical-relative:page;mso-width-percent:706;mso-height-percent:566;mso-left-percent:220;mso-top-percent:300" coordsize="43291,44910" o:gfxdata="UEsDBBQABgAIAAAAIQC2gziS/gAAAOEBAAATAAAAW0NvbnRlbnRfVHlwZXNdLnhtbJSRQU7DMBBF 90jcwfIWJU67QAgl6YK0S0CoHGBkTxKLZGx5TGhvj5O2G0SRWNoz/78nu9wcxkFMGNg6quQqL6RA 0s5Y6ir5vt9lD1JwBDIwOMJKHpHlpr69KfdHjyxSmriSfYz+USnWPY7AufNIadK6MEJMx9ApD/oD OlTrorhX2lFEilmcO2RdNtjC5xDF9pCuTyYBB5bi6bQ4syoJ3g9WQ0ymaiLzg5KdCXlKLjvcW893 SUOqXwnz5DrgnHtJTxOsQfEKIT7DmDSUCaxw7Rqn8787ZsmRM9e2VmPeBN4uqYvTtW7jvijg9N/y JsXecLq0q+WD6m8AAAD//wMAUEsDBBQABgAIAAAAIQA4/SH/1gAAAJQBAAALAAAAX3JlbHMvLnJl bHOkkMFqwzAMhu+DvYPRfXGawxijTi+j0GvpHsDYimMaW0Yy2fr2M4PBMnrbUb/Q94l/f/hMi1qR JVI2sOt6UJgd+ZiDgffL8ekFlFSbvV0oo4EbChzGx4f9GRdb25HMsYhqlCwG5lrLq9biZkxWOiqY 22YiTra2kYMu1l1tQD30/bPm3wwYN0x18gb45AdQl1tp5j/sFB2T0FQ7R0nTNEV3j6o9feQzro1i OWA14Fm+Q8a1a8+Bvu/d/dMb2JY5uiPbhG/ktn4cqGU/er3pcvwCAAD//wMAUEsDBBQABgAIAAAA IQDpf+WPTQYAACQhAAAOAAAAZHJzL2Uyb0RvYy54bWzsmluPm0YUx98r9TuMeKzUmJvBWPFG1aaJ KqVppGzVZxbji4oZCnjt5NP3f84wMMbgXWW3UiN5H8xlDmfObX4zDPv6zXGXiYe0rLYyX1jOK9sS aZ7I5TZfL6w/7979PLNEVcf5Ms5kni6sL2llvbn58YfXh2KeunIjs2VaCijJq/mhWFibui7mk0mV bNJdXL2SRZqjcSXLXVzjslxPlmV8gPZdNnFtO5gcZLksSpmkVYW7b1WjdcP6V6s0qf9Yraq0FtnC gm01/5b8e0+/k5vX8XxdxsVmmzRmxN9gxS7e5ui0VfU2rmOxL7dnqnbbpJSVXNWvErmbyNVqm6Ts A7xx7J4370u5L9iX9fywLtowIbS9OH2z2uTjw6dSbJcLK/Askcc75Ii7FS7F5lCs5xB5Xxafi0+l chCnH2TydyVyebuJ83X6S1Ugzsg+PTHpP0LX6+7546rckR64Lo6chy9tHtJjLRLcnPqR7wWRJRK0 TYMoCB22Jp4nG6Tz7Llk82vzpO+5kePAE3rS9yPH9mZsVTzXHVcy2y7fbbOMrOA6S2+zUjzEqJD6 6HIWs/3ud7lU9wIbf6pOcJu6Z1Ff354YWuA+rroOOBit84cCNV51aayel8bPm7hIuToqypFOo6/T +K5MUxo4IvBVKllM57FSSVQZM1rIyAq5FvcHhADVEO9ryUHRAWwy50xtJwynljjPnztzQw+B5yy4 M2/qQo566rKQ7Kv6fSq5FOKHD1WNZoyeJc7USVOLdxi0q12GMfnTRPjiIJxwxnVGwlrGMWTQHogN iQUqaZ2Ya4jZI6pQOm130OGOqEKQDbEwGNGG6LRi9oiqwJAh50ZUhYbYdEQVIt52NxYrjKpWphcr pKdNQLzROUmOeZMUnAmMdxqulKNCVjQSKUMogTs1+jFEjzm1jggjByTsNeVwWRhRJmFdO5eFEUcS Dp+kGZEi4cgUhvvoofG1BNH6c0ZpCcwZ96qsirimEHEgcCoO4B+VptjwScAh2smH9E6yTE2xUg5R 2JuOO4EsNwVVTCHI3INlulkfC9aHAajcZkBdECPD4LCOpNaij0rbmXW6OclklarxS27zQG79p7AZ gxm0I7jycM64EnLZ3GD7eIZQiKHppZrfy+UX4AZrCEwhG1l+tcQB8/HCqv7Zx2Vqiey3HKSMHN+n CZwv/Gno4qI0W+7Nlny/u5UAOtyO8wRawXZ9elur+R8TMJz4kH8uEhLkLJVVfXf8Ky4LUeAUD2FK +ig1aeO5RhVcIQEl27ikHGkuwHnl3n8PfEBGzdsd8DnPFFzMCy8GfBRj4AFDqCPXDW3MspxkPWl7 Uz/waT6gqVdfqKLRM4dZJzqSBnM6UiO3LaSmAKLrejyHjUGf2sHEIbE+9IdkTOi7rhuNqML4aK1i sWHD+tAf6tGEPhs/rKoP/SFVJvTHYmVCn7vrYoVKvkL/GdDnlBD0+YQg0jFdYRX1wENGlTDi3Qlo wCpBBX2qrGZ20M36qMRYgFRehr4yDGKXoX9mne7sCn21vP5/Qh8A6UOf1xQvDf2Z73jNIt+xo6l6 m4rnLfT9WRjqlb7XXLwA9COCvhPxYm4U+mgnUg+InUF/QOYE+k7kjag6gb4zm40Ydgb9gR5PoE/G D/toQt+ht4YhD03qjwXrhPrUX6fqSv3nLfU5JUx9yvMQ9RF8on5TBo9THxV4mfqoPVb5CPWpQ+rZ uSx3Zt4V+9/DWh+57WOfGfnS2HdcJ7BdtTbwoxmt608X+9hks6kgebEPaRJ+Ie47UXB5hycKeIcH B2VU997Q5/6QKpP7TjQlKkLsTJXJfYi5gPWQtj73h1SZ3CcdI6pM7tMryJCqPvaHTDKxTzoMVVfs Pw/7HG7e4aGKGce+Tt2j2KcCvIh9Kr0nYF8ZBuxffnVQ1Desu1L/e6A+Rn2f+vxV46Wpr15AnakX Ae0nvD/9ruJ5oT3V64tnbe7QNrwbupfX+aFH2/D4pNB8BBrn/ZAqk/don42oMnkPMeL9kLY+74es MnlPOkZUmbynHf0hVSbvx2Jl8p50GKquvH8e77kCeJlPxTfE+2bPpqnNR3kPhfp7pEavPjabOyi9 J/BeGfbo5s6Zdbqz6+bOt23u8AddfIrnTyDNvw3Qt37zmr8AdP/ccPMvAAAA//8DAFBLAwQUAAYA CAAAACEACiDUgtoAAAAFAQAADwAAAGRycy9kb3ducmV2LnhtbEyPQU/DMAyF70j8h8hI3FjaIcpW mk4DaXdYkeDoNV5T2jhVk3Xl3xO4sIv1rGe997nYzLYXE42+dawgXSQgiGunW24UvFe7uxUIH5A1 9o5JwTd52JTXVwXm2p35jaZ9aEQMYZ+jAhPCkEvpa0MW/cINxNE7utFiiOvYSD3iOYbbXi6TJJMW W44NBgd6MVR3+5NV0OH0Zfrso0u3u+Vr/Wyq6nOqlLq9mbdPIALN4f8YfvEjOpSR6eBOrL3oFcRH wt+M3ip7uAdxiGL9mIIsC3lJX/4AAAD//wMAUEsBAi0AFAAGAAgAAAAhALaDOJL+AAAA4QEAABMA AAAAAAAAAAAAAAAAAAAAAFtDb250ZW50X1R5cGVzXS54bWxQSwECLQAUAAYACAAAACEAOP0h/9YA AACUAQAACwAAAAAAAAAAAAAAAAAvAQAAX3JlbHMvLnJlbHNQSwECLQAUAAYACAAAACEA6X/lj00G AAAkIQAADgAAAAAAAAAAAAAAAAAuAgAAZHJzL2Uyb0RvYy54bWxQSwECLQAUAAYACAAAACEACiDU gtoAAAAFAQAADwAAAAAAAAAAAAAAAACnCAAAZHJzL2Rvd25yZXYueG1sUEsFBgAAAAAEAAQA8wAA AK4JAAAAAA== ">
                     <o:lock v:ext="edit" aspectratio="t"/>
-                    <v:shape id="Freeform 64" o:spid="_x0000_s1027" style="position:absolute;left:15017;width:28274;height:28352;visibility:visible;mso-wrap-style:square;v-text-anchor:top" coordsize="1781,1786" o:gfxdata="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" path="m4,1786l,1782,1776,r5,5l4,1786xe" filled="f" stroked="f">
+                    <v:shape id="Freeform 64" o:spid="_x0000_s1027" style="position:absolute;left:15017;width:28274;height:28352;visibility:visible;mso-wrap-style:square;v-text-anchor:top" coordsize="1781,1786" o:gfxdata="UEsDBBQABgAIAAAAIQDb4fbL7gAAAIUBAAATAAAAW0NvbnRlbnRfVHlwZXNdLnhtbHyQz07DMAyH 70i8Q+QralM4IITa7kDhCAiNB7ASt43WOlEcyvb2pNu4IODoPz9/n1xv9vOkForiPDdwXVagiI23 jocG3rdPxR0oScgWJ8/UwIEENu3lRb09BBKV0ywNjCmFe63FjDSjlD4Q50nv44wpl3HQAc0OB9I3 VXWrjedEnIq03oC27qjHjympx31un0wiTQLq4bS4shrAECZnMGVTvbD9QSnOhDInjzsyuiBXWQP0 r4R18jfgnHvJr4nOknrFmJ5xzhraRtHWf3Kkpfz/yGo5S+H73hkquyhdjr3R8m2lj09svwAAAP// AwBQSwMEFAAGAAgAAAAhAFr0LFu/AAAAFQEAAAsAAABfcmVscy8ucmVsc2zPwWrDMAwG4Ptg72B0 X5TuUMaI01uh19I+gLGVxCy2jGSy9e1nemrHjpL4P0nD4SetZiPRyNnCruvBUPYcYp4tXC/Htw8w Wl0ObuVMFm6kcBhfX4Yzra62kC6xqGlKVgtLreUTUf1CyWnHhXKbTCzJ1VbKjMX5LzcTvvf9HuXR gPHJNKdgQU5hB+ZyK23zHztFL6w81c5zQp6m6P9TMfB3PtPWFCczVQtB9N4U2rp2HOA44NMz4y8A AAD//wMAUEsDBBQABgAIAAAAIQDC/9XQwwAAANsAAAAPAAAAZHJzL2Rvd25yZXYueG1sRI9BawIx FITvQv9DeIXeNFspYlej2MK23mq3xfNj89wNbl62SVzXf28KgsdhZr5hluvBtqInH4xjBc+TDARx 5bThWsHvTzGegwgRWWPrmBRcKMB69TBaYq7dmb+pL2MtEoRDjgqaGLtcylA1ZDFMXEecvIPzFmOS vpba4znBbSunWTaTFg2nhQY7em+oOpYnq6B/88NXdPttUZjdq+z1h/n73Cv19DhsFiAiDfEevrW3 WsHsBf6/pB8gV1cAAAD//wMAUEsBAi0AFAAGAAgAAAAhANvh9svuAAAAhQEAABMAAAAAAAAAAAAA AAAAAAAAAFtDb250ZW50X1R5cGVzXS54bWxQSwECLQAUAAYACAAAACEAWvQsW78AAAAVAQAACwAA AAAAAAAAAAAAAAAfAQAAX3JlbHMvLnJlbHNQSwECLQAUAAYACAAAACEAwv/V0MMAAADbAAAADwAA AAAAAAAAAAAAAAAHAgAAZHJzL2Rvd25yZXYueG1sUEsFBgAAAAADAAMAtwAAAPcCAAAAAA== " path="m4,1786l,1782,1776,r5,5l4,1786xe" filled="f" stroked="f">
                       <v:path arrowok="t" o:connecttype="custom" o:connectlocs="6350,2835275;0,2828925;2819400,0;2827338,7938;6350,2835275" o:connectangles="0,0,0,0,0"/>
                     </v:shape>
-                    <v:shape id="Freeform 65" o:spid="_x0000_s1028" style="position:absolute;left:7826;top:2270;width:35465;height:35464;visibility:visible;mso-wrap-style:square;v-text-anchor:top" coordsize="2234,2234" o:gfxdata="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" path="m5,2234l,2229,2229,r5,5l5,2234xe" filled="f" stroked="f">
+                    <v:shape id="Freeform 65" o:spid="_x0000_s1028" style="position:absolute;left:7826;top:2270;width:35465;height:35464;visibility:visible;mso-wrap-style:square;v-text-anchor:top" coordsize="2234,2234" o:gfxdata="UEsDBBQABgAIAAAAIQDb4fbL7gAAAIUBAAATAAAAW0NvbnRlbnRfVHlwZXNdLnhtbHyQz07DMAyH 70i8Q+QralM4IITa7kDhCAiNB7ASt43WOlEcyvb2pNu4IODoPz9/n1xv9vOkForiPDdwXVagiI23 jocG3rdPxR0oScgWJ8/UwIEENu3lRb09BBKV0ywNjCmFe63FjDSjlD4Q50nv44wpl3HQAc0OB9I3 VXWrjedEnIq03oC27qjHjympx31un0wiTQLq4bS4shrAECZnMGVTvbD9QSnOhDInjzsyuiBXWQP0 r4R18jfgnHvJr4nOknrFmJ5xzhraRtHWf3Kkpfz/yGo5S+H73hkquyhdjr3R8m2lj09svwAAAP// AwBQSwMEFAAGAAgAAAAhAFr0LFu/AAAAFQEAAAsAAABfcmVscy8ucmVsc2zPwWrDMAwG4Ptg72B0 X5TuUMaI01uh19I+gLGVxCy2jGSy9e1nemrHjpL4P0nD4SetZiPRyNnCruvBUPYcYp4tXC/Htw8w Wl0ObuVMFm6kcBhfX4Yzra62kC6xqGlKVgtLreUTUf1CyWnHhXKbTCzJ1VbKjMX5LzcTvvf9HuXR gPHJNKdgQU5hB+ZyK23zHztFL6w81c5zQp6m6P9TMfB3PtPWFCczVQtB9N4U2rp2HOA44NMz4y8A AAD//wMAUEsDBBQABgAIAAAAIQBNmpFYxQAAANsAAAAPAAAAZHJzL2Rvd25yZXYueG1sRI/RasJA FETfhf7Dcgt9001aDE10lRJa9EEsTfsBt9lrEpq9m2ZXjX69Kwg+DjNzhpkvB9OKA/WusawgnkQg iEurG64U/Hx/jF9BOI+ssbVMCk7kYLl4GM0x0/bIX3QofCUChF2GCmrvu0xKV9Zk0E1sRxy8ne0N +iD7SuoejwFuWvkcRYk02HBYqLGjvKbyr9gbBcN5v9p8vsfdJmnTF/8r//N0i0o9PQ5vMxCeBn8P 39prrSCZwvVL+AFycQEAAP//AwBQSwECLQAUAAYACAAAACEA2+H2y+4AAACFAQAAEwAAAAAAAAAA AAAAAAAAAAAAW0NvbnRlbnRfVHlwZXNdLnhtbFBLAQItABQABgAIAAAAIQBa9CxbvwAAABUBAAAL AAAAAAAAAAAAAAAAAB8BAABfcmVscy8ucmVsc1BLAQItABQABgAIAAAAIQBNmpFYxQAAANsAAAAP AAAAAAAAAAAAAAAAAAcCAABkcnMvZG93bnJldi54bWxQSwUGAAAAAAMAAwC3AAAA+QIAAAAA " path="m5,2234l,2229,2229,r5,5l5,2234xe" filled="f" stroked="f">
                       <v:path arrowok="t" o:connecttype="custom" o:connectlocs="7938,3546475;0,3538538;3538538,0;3546475,7938;7938,3546475" o:connectangles="0,0,0,0,0"/>
                     </v:shape>
-                    <v:shape id="Freeform 66" o:spid="_x0000_s1029" style="position:absolute;left:8413;top:1095;width:34878;height:34877;visibility:visible;mso-wrap-style:square;v-text-anchor:top" coordsize="2197,2197" o:gfxdata="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" path="m9,2197l,2193,2188,r9,10l9,2197xe" filled="f" stroked="f">
+                    <v:shape id="Freeform 66" o:spid="_x0000_s1029" style="position:absolute;left:8413;top:1095;width:34878;height:34877;visibility:visible;mso-wrap-style:square;v-text-anchor:top" coordsize="2197,2197" o:gfxdata="UEsDBBQABgAIAAAAIQDb4fbL7gAAAIUBAAATAAAAW0NvbnRlbnRfVHlwZXNdLnhtbHyQz07DMAyH 70i8Q+QralM4IITa7kDhCAiNB7ASt43WOlEcyvb2pNu4IODoPz9/n1xv9vOkForiPDdwXVagiI23 jocG3rdPxR0oScgWJ8/UwIEENu3lRb09BBKV0ywNjCmFe63FjDSjlD4Q50nv44wpl3HQAc0OB9I3 VXWrjedEnIq03oC27qjHjympx31un0wiTQLq4bS4shrAECZnMGVTvbD9QSnOhDInjzsyuiBXWQP0 r4R18jfgnHvJr4nOknrFmJ5xzhraRtHWf3Kkpfz/yGo5S+H73hkquyhdjr3R8m2lj09svwAAAP// AwBQSwMEFAAGAAgAAAAhAFr0LFu/AAAAFQEAAAsAAABfcmVscy8ucmVsc2zPwWrDMAwG4Ptg72B0 X5TuUMaI01uh19I+gLGVxCy2jGSy9e1nemrHjpL4P0nD4SetZiPRyNnCruvBUPYcYp4tXC/Htw8w Wl0ObuVMFm6kcBhfX4Yzra62kC6xqGlKVgtLreUTUf1CyWnHhXKbTCzJ1VbKjMX5LzcTvvf9HuXR gPHJNKdgQU5hB+ZyK23zHztFL6w81c5zQp6m6P9TMfB3PtPWFCczVQtB9N4U2rp2HOA44NMz4y8A AAD//wMAUEsDBBQABgAIAAAAIQAEeHK3xAAAANsAAAAPAAAAZHJzL2Rvd25yZXYueG1sRI9La8Mw EITvhf4HsYVeSiKnB9c4kUMpuO01L0JuG2v9INbKtVTb/fdRINDjMDPfMKv1ZFoxUO8aywoW8wgE cWF1w5WC/S6fJSCcR9bYWiYFf+RgnT0+rDDVduQNDVtfiQBhl6KC2vsuldIVNRl0c9sRB6+0vUEf ZF9J3eMY4KaVr1EUS4MNh4UaO/qoqbhsf42CxJ3Gtx3+fA5elovm5XzIj1+5Us9P0/sShKfJ/4fv 7W+tII7h9iX8AJldAQAA//8DAFBLAQItABQABgAIAAAAIQDb4fbL7gAAAIUBAAATAAAAAAAAAAAA AAAAAAAAAABbQ29udGVudF9UeXBlc10ueG1sUEsBAi0AFAAGAAgAAAAhAFr0LFu/AAAAFQEAAAsA AAAAAAAAAAAAAAAAHwEAAF9yZWxzLy5yZWxzUEsBAi0AFAAGAAgAAAAhAAR4crfEAAAA2wAAAA8A AAAAAAAAAAAAAAAABwIAAGRycy9kb3ducmV2LnhtbFBLBQYAAAAAAwADALcAAAD4AgAAAAA= " path="m9,2197l,2193,2188,r9,10l9,2197xe" filled="f" stroked="f">
                       <v:path arrowok="t" o:connecttype="custom" o:connectlocs="14288,3487738;0,3481388;3473450,0;3487738,15875;14288,3487738" o:connectangles="0,0,0,0,0"/>
                     </v:shape>
-                    <v:shape id="Freeform 67" o:spid="_x0000_s1030" style="position:absolute;left:12160;top:4984;width:31131;height:31211;visibility:visible;mso-wrap-style:square;v-text-anchor:top" coordsize="1961,1966" o:gfxdata="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" path="m9,1966l,1957,1952,r9,9l9,1966xe" filled="f" stroked="f">
+                    <v:shape id="Freeform 67" o:spid="_x0000_s1030" style="position:absolute;left:12160;top:4984;width:31131;height:31211;visibility:visible;mso-wrap-style:square;v-text-anchor:top" coordsize="1961,1966" o:gfxdata="UEsDBBQABgAIAAAAIQDb4fbL7gAAAIUBAAATAAAAW0NvbnRlbnRfVHlwZXNdLnhtbHyQz07DMAyH 70i8Q+QralM4IITa7kDhCAiNB7ASt43WOlEcyvb2pNu4IODoPz9/n1xv9vOkForiPDdwXVagiI23 jocG3rdPxR0oScgWJ8/UwIEENu3lRb09BBKV0ywNjCmFe63FjDSjlD4Q50nv44wpl3HQAc0OB9I3 VXWrjedEnIq03oC27qjHjympx31un0wiTQLq4bS4shrAECZnMGVTvbD9QSnOhDInjzsyuiBXWQP0 r4R18jfgnHvJr4nOknrFmJ5xzhraRtHWf3Kkpfz/yGo5S+H73hkquyhdjr3R8m2lj09svwAAAP// AwBQSwMEFAAGAAgAAAAhAFr0LFu/AAAAFQEAAAsAAABfcmVscy8ucmVsc2zPwWrDMAwG4Ptg72B0 X5TuUMaI01uh19I+gLGVxCy2jGSy9e1nemrHjpL4P0nD4SetZiPRyNnCruvBUPYcYp4tXC/Htw8w Wl0ObuVMFm6kcBhfX4Yzra62kC6xqGlKVgtLreUTUf1CyWnHhXKbTCzJ1VbKjMX5LzcTvvf9HuXR gPHJNKdgQU5hB+ZyK23zHztFL6w81c5zQp6m6P9TMfB3PtPWFCczVQtB9N4U2rp2HOA44NMz4y8A AAD//wMAUEsDBBQABgAIAAAAIQDdMg3hwwAAANsAAAAPAAAAZHJzL2Rvd25yZXYueG1sRI/BagIx EIbvBd8hjOCtZhXZ1tUoolSk0IO20Ou4mW6WbiZLkrrr2zeC4HH45//mm+W6t424kA+1YwWTcQaC uHS65krB1+fb8yuIEJE1No5JwZUCrFeDpyUW2nV8pMspViJBOBSowMTYFlKG0pDFMHYtccp+nLcY 0+grqT12CW4bOc2yXFqsOV0w2NLWUPl7+rNJ43u628+MPCerPPs47uf+vZsrNRr2mwWISH18LN/b B60gf4HbLwkAcvUPAAD//wMAUEsBAi0AFAAGAAgAAAAhANvh9svuAAAAhQEAABMAAAAAAAAAAAAA AAAAAAAAAFtDb250ZW50X1R5cGVzXS54bWxQSwECLQAUAAYACAAAACEAWvQsW78AAAAVAQAACwAA AAAAAAAAAAAAAAAfAQAAX3JlbHMvLnJlbHNQSwECLQAUAAYACAAAACEA3TIN4cMAAADbAAAADwAA AAAAAAAAAAAAAAAHAgAAZHJzL2Rvd25yZXYueG1sUEsFBgAAAAADAAMAtwAAAPcCAAAAAA== " path="m9,1966l,1957,1952,r9,9l9,1966xe" filled="f" stroked="f">
                       <v:path arrowok="t" o:connecttype="custom" o:connectlocs="14288,3121025;0,3106738;3098800,0;3113088,14288;14288,3121025" o:connectangles="0,0,0,0,0"/>
                     </v:shape>
-                    <v:shape id="Freeform 68" o:spid="_x0000_s1031" style="position:absolute;top:1539;width:43291;height:43371;visibility:visible;mso-wrap-style:square;v-text-anchor:top" coordsize="2727,2732" o:gfxdata="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" path="m,2732r,-4l2722,r5,5l,2732xe" filled="f" stroked="f">
+                    <v:shape id="Freeform 68" o:spid="_x0000_s1031" style="position:absolute;top:1539;width:43291;height:43371;visibility:visible;mso-wrap-style:square;v-text-anchor:top" coordsize="2727,2732" o:gfxdata="UEsDBBQABgAIAAAAIQDb4fbL7gAAAIUBAAATAAAAW0NvbnRlbnRfVHlwZXNdLnhtbHyQz07DMAyH 70i8Q+QralM4IITa7kDhCAiNB7ASt43WOlEcyvb2pNu4IODoPz9/n1xv9vOkForiPDdwXVagiI23 jocG3rdPxR0oScgWJ8/UwIEENu3lRb09BBKV0ywNjCmFe63FjDSjlD4Q50nv44wpl3HQAc0OB9I3 VXWrjedEnIq03oC27qjHjympx31un0wiTQLq4bS4shrAECZnMGVTvbD9QSnOhDInjzsyuiBXWQP0 r4R18jfgnHvJr4nOknrFmJ5xzhraRtHWf3Kkpfz/yGo5S+H73hkquyhdjr3R8m2lj09svwAAAP// AwBQSwMEFAAGAAgAAAAhAFr0LFu/AAAAFQEAAAsAAABfcmVscy8ucmVsc2zPwWrDMAwG4Ptg72B0 X5TuUMaI01uh19I+gLGVxCy2jGSy9e1nemrHjpL4P0nD4SetZiPRyNnCruvBUPYcYp4tXC/Htw8w Wl0ObuVMFm6kcBhfX4Yzra62kC6xqGlKVgtLreUTUf1CyWnHhXKbTCzJ1VbKjMX5LzcTvvf9HuXR gPHJNKdgQU5hB+ZyK23zHztFL6w81c5zQp6m6P9TMfB3PtPWFCczVQtB9N4U2rp2HOA44NMz4y8A AAD//wMAUEsDBBQABgAIAAAAIQBR/UPnuwAAANsAAAAPAAAAZHJzL2Rvd25yZXYueG1sRE9LCsIw EN0L3iGM4E5TXZRSjaUIgi79HGBopm2wmZQmavX0ZiG4fLz/thhtJ540eONYwWqZgCCunDbcKLhd D4sMhA/IGjvHpOBNHorddLLFXLsXn+l5CY2IIexzVNCG0OdS+qoli37peuLI1W6wGCIcGqkHfMVw 28l1kqTSouHY0GJP+5aq++VhFSRmferOaW20rLP7zZyyY/mplJrPxnIDItAY/uKf+6gVpHFs/BJ/ gNx9AQAA//8DAFBLAQItABQABgAIAAAAIQDb4fbL7gAAAIUBAAATAAAAAAAAAAAAAAAAAAAAAABb Q29udGVudF9UeXBlc10ueG1sUEsBAi0AFAAGAAgAAAAhAFr0LFu/AAAAFQEAAAsAAAAAAAAAAAAA AAAAHwEAAF9yZWxzLy5yZWxzUEsBAi0AFAAGAAgAAAAhAFH9Q+e7AAAA2wAAAA8AAAAAAAAAAAAA AAAABwIAAGRycy9kb3ducmV2LnhtbFBLBQYAAAAAAwADALcAAADvAgAAAAA= " path="m,2732r,-4l2722,r5,5l,2732xe" filled="f" stroked="f">
                       <v:path arrowok="t" o:connecttype="custom" o:connectlocs="0,4337050;0,4330700;4321175,0;4329113,7938;0,4337050" o:connectangles="0,0,0,0,0"/>
                     </v:shape>
                     <w10:wrap anchorx="page" anchory="page"/>
@@ -910,7 +907,6 @@
                                     <w:dataBinding w:prefixMappings="xmlns:ns0='http://schemas.openxmlformats.org/officeDocument/2006/extended-properties' " w:xpath="/ns0:Properties[1]/ns0:Company[1]" w:storeItemID="{6668398D-A668-4E3E-A5EB-62B293D839F1}"/>
                                     <w:text/>
                                   </w:sdtPr>
-                                  <w:sdtEndPr/>
                                   <w:sdtContent>
                                     <w:r>
                                       <w:rPr>
@@ -937,7 +933,6 @@
                                   <w:dataBinding w:prefixMappings="xmlns:ns0='http://purl.org/dc/elements/1.1/' xmlns:ns1='http://schemas.openxmlformats.org/package/2006/metadata/core-properties' " w:xpath="/ns1:coreProperties[1]/ns1:category[1]" w:storeItemID="{6C3C8BC8-F283-45AE-878A-BAB7291924A1}"/>
                                   <w:text/>
                                 </w:sdtPr>
-                                <w:sdtEndPr/>
                                 <w:sdtContent>
                                   <w:p>
                                     <w:pPr>
@@ -982,7 +977,7 @@
               </mc:Choice>
               <mc:Fallback>
                 <w:pict>
-                  <v:shape w14:anchorId="2DAA80DF" id="Text Box 69" o:spid="_x0000_s1027" type="#_x0000_t202" style="position:absolute;margin-left:0;margin-top:0;width:468pt;height:29.5pt;z-index:251659264;visibility:visible;mso-wrap-style:square;mso-width-percent:765;mso-height-percent:0;mso-wrap-distance-left:9pt;mso-wrap-distance-top:0;mso-wrap-distance-right:9pt;mso-wrap-distance-bottom:0;mso-position-horizontal:center;mso-position-horizontal-relative:page;mso-position-vertical:bottom;mso-position-vertical-relative:margin;mso-width-percent:765;mso-height-percent:0;mso-width-relative:page;mso-height-relative:margin;v-text-anchor:bottom" o:gfxdata="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" filled="f" stroked="f" strokeweight=".5pt">
+                  <v:shape w14:anchorId="2DAA80DF" id="Text Box 69" o:spid="_x0000_s1027" type="#_x0000_t202" style="position:absolute;margin-left:0;margin-top:0;width:468pt;height:29.5pt;z-index:251659264;visibility:visible;mso-wrap-style:square;mso-width-percent:765;mso-height-percent:0;mso-wrap-distance-left:9pt;mso-wrap-distance-top:0;mso-wrap-distance-right:9pt;mso-wrap-distance-bottom:0;mso-position-horizontal:center;mso-position-horizontal-relative:page;mso-position-vertical:bottom;mso-position-vertical-relative:margin;mso-width-percent:765;mso-height-percent:0;mso-width-relative:page;mso-height-relative:margin;v-text-anchor:bottom" o:gfxdata="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" filled="f" stroked="f" strokeweight=".5pt">
                     <v:textbox style="mso-fit-shape-to-text:t" inset="0,0,0,0">
                       <w:txbxContent>
                         <w:p>
@@ -1008,7 +1003,6 @@
                               <w:dataBinding w:prefixMappings="xmlns:ns0='http://schemas.openxmlformats.org/officeDocument/2006/extended-properties' " w:xpath="/ns0:Properties[1]/ns0:Company[1]" w:storeItemID="{6668398D-A668-4E3E-A5EB-62B293D839F1}"/>
                               <w:text/>
                             </w:sdtPr>
-                            <w:sdtEndPr/>
                             <w:sdtContent>
                               <w:r>
                                 <w:rPr>
@@ -1035,7 +1029,6 @@
                             <w:dataBinding w:prefixMappings="xmlns:ns0='http://purl.org/dc/elements/1.1/' xmlns:ns1='http://schemas.openxmlformats.org/package/2006/metadata/core-properties' " w:xpath="/ns1:coreProperties[1]/ns1:category[1]" w:storeItemID="{6C3C8BC8-F283-45AE-878A-BAB7291924A1}"/>
                             <w:text/>
                           </w:sdtPr>
-                          <w:sdtEndPr/>
                           <w:sdtContent>
                             <w:p>
                               <w:pPr>
@@ -3078,7 +3071,28 @@
           <w:sz w:val="24"/>
           <w:szCs w:val="24"/>
         </w:rPr>
-        <w:t>The project was created using ASP.NET Core-Web App</w:t>
+        <w:t xml:space="preserve">The project was created using ASP.NET </w:t>
+      </w:r>
+      <w:r>
+        <w:rPr>
+          <w:sz w:val="24"/>
+          <w:szCs w:val="24"/>
+        </w:rPr>
+        <w:t>Core Web</w:t>
+      </w:r>
+      <w:r>
+        <w:rPr>
+          <w:sz w:val="24"/>
+          <w:szCs w:val="24"/>
+        </w:rPr>
+        <w:t xml:space="preserve"> App</w:t>
+      </w:r>
+      <w:r>
+        <w:rPr>
+          <w:sz w:val="24"/>
+          <w:szCs w:val="24"/>
+        </w:rPr>
+        <w:t>.</w:t>
       </w:r>
     </w:p>
     <w:p>
@@ -3156,36 +3170,78 @@
           <w:sz w:val="24"/>
           <w:szCs w:val="24"/>
         </w:rPr>
-        <w:t>This template allows us to take use of Models, Views and Controllers which are utilised when creating both the front end and back end of a web application.</w:t>
-      </w:r>
-    </w:p>
-    <w:p>
-      <w:pPr>
-        <w:rPr>
-          <w:sz w:val="24"/>
-          <w:szCs w:val="24"/>
-        </w:rPr>
-      </w:pPr>
-      <w:r>
-        <w:rPr>
-          <w:sz w:val="24"/>
-          <w:szCs w:val="24"/>
-        </w:rPr>
-        <w:t>We name the project</w:t>
-      </w:r>
-      <w:r>
-        <w:rPr>
-          <w:sz w:val="24"/>
-          <w:szCs w:val="24"/>
-        </w:rPr>
-        <w:t xml:space="preserve"> E-commerce which would be a place holder for the folder name</w:t>
-      </w:r>
-      <w:r>
-        <w:rPr>
-          <w:sz w:val="24"/>
-          <w:szCs w:val="24"/>
-        </w:rPr>
-        <w:t>. We selected the .NET 9.0 Framework since it allows for better performance, new features, scalability and better optimisation.</w:t>
+        <w:t xml:space="preserve">This template allows us to take </w:t>
+      </w:r>
+      <w:r>
+        <w:rPr>
+          <w:sz w:val="24"/>
+          <w:szCs w:val="24"/>
+        </w:rPr>
+        <w:t>advantage</w:t>
+      </w:r>
+      <w:r>
+        <w:rPr>
+          <w:sz w:val="24"/>
+          <w:szCs w:val="24"/>
+        </w:rPr>
+        <w:t xml:space="preserve"> of Models, Views and Controllers</w:t>
+      </w:r>
+      <w:r>
+        <w:rPr>
+          <w:sz w:val="24"/>
+          <w:szCs w:val="24"/>
+        </w:rPr>
+        <w:t>,</w:t>
+      </w:r>
+      <w:r>
+        <w:rPr>
+          <w:sz w:val="24"/>
+          <w:szCs w:val="24"/>
+        </w:rPr>
+        <w:t xml:space="preserve"> which are utilised when creating both the front end and back end of a web application.</w:t>
+      </w:r>
+    </w:p>
+    <w:p>
+      <w:pPr>
+        <w:rPr>
+          <w:sz w:val="24"/>
+          <w:szCs w:val="24"/>
+        </w:rPr>
+      </w:pPr>
+      <w:r>
+        <w:rPr>
+          <w:sz w:val="24"/>
+          <w:szCs w:val="24"/>
+        </w:rPr>
+        <w:t>We name the project E-commerce</w:t>
+      </w:r>
+      <w:r>
+        <w:rPr>
+          <w:sz w:val="24"/>
+          <w:szCs w:val="24"/>
+        </w:rPr>
+        <w:t>,</w:t>
+      </w:r>
+      <w:r>
+        <w:rPr>
+          <w:sz w:val="24"/>
+          <w:szCs w:val="24"/>
+        </w:rPr>
+        <w:t xml:space="preserve"> which would be a </w:t>
+      </w:r>
+      <w:r>
+        <w:rPr>
+          <w:sz w:val="24"/>
+          <w:szCs w:val="24"/>
+        </w:rPr>
+        <w:t>placeholder</w:t>
+      </w:r>
+      <w:r>
+        <w:rPr>
+          <w:sz w:val="24"/>
+          <w:szCs w:val="24"/>
+        </w:rPr>
+        <w:t xml:space="preserve"> for the folder name. We selected the .NET 9.0 Framework since it allows for better performance, new features, scalability and better optimisation.</w:t>
       </w:r>
     </w:p>
     <w:p>
@@ -3263,7 +3319,21 @@
           <w:sz w:val="24"/>
           <w:szCs w:val="24"/>
         </w:rPr>
-        <w:t>We select Individual accounts as this creates a Register and Log-In template which we can utilise for our web application. It creates the user database for us and all the functionality, being able to edit it and customise it to our needs.</w:t>
+        <w:t xml:space="preserve">We select Individual accounts as this creates a Register and </w:t>
+      </w:r>
+      <w:r>
+        <w:rPr>
+          <w:sz w:val="24"/>
+          <w:szCs w:val="24"/>
+        </w:rPr>
+        <w:t>login</w:t>
+      </w:r>
+      <w:r>
+        <w:rPr>
+          <w:sz w:val="24"/>
+          <w:szCs w:val="24"/>
+        </w:rPr>
+        <w:t xml:space="preserve"> template which we can utilise for our web application. It creates the user database for us and all the functionality, being able to edit it and customise it to our needs.</w:t>
       </w:r>
     </w:p>
     <w:p>
@@ -3349,7 +3419,35 @@
           <w:sz w:val="24"/>
           <w:szCs w:val="24"/>
         </w:rPr>
-        <w:t>We then tap on create. This builds the template for us to work on. Everything appears as expected but three additional packages were installed which allowed for some extra functionality. They were;</w:t>
+        <w:t>We then tap on create. This builds the template for us to work on. Everything appears as expected</w:t>
+      </w:r>
+      <w:r>
+        <w:rPr>
+          <w:sz w:val="24"/>
+          <w:szCs w:val="24"/>
+        </w:rPr>
+        <w:t>,</w:t>
+      </w:r>
+      <w:r>
+        <w:rPr>
+          <w:sz w:val="24"/>
+          <w:szCs w:val="24"/>
+        </w:rPr>
+        <w:t xml:space="preserve"> but three additional packages were installed</w:t>
+      </w:r>
+      <w:r>
+        <w:rPr>
+          <w:sz w:val="24"/>
+          <w:szCs w:val="24"/>
+        </w:rPr>
+        <w:t>,</w:t>
+      </w:r>
+      <w:r>
+        <w:rPr>
+          <w:sz w:val="24"/>
+          <w:szCs w:val="24"/>
+        </w:rPr>
+        <w:t xml:space="preserve"> which allowed for some extra functionality. They were;</w:t>
       </w:r>
     </w:p>
     <w:p>
@@ -3425,7 +3523,21 @@
           <w:sz w:val="24"/>
           <w:szCs w:val="24"/>
         </w:rPr>
-        <w:t>The solution comes with pre-installed folders which would house the Models, Views and Controllers which would be built for the solution.</w:t>
+        <w:t>The solution comes with pre-installed folders</w:t>
+      </w:r>
+      <w:r>
+        <w:rPr>
+          <w:sz w:val="24"/>
+          <w:szCs w:val="24"/>
+        </w:rPr>
+        <w:t>,</w:t>
+      </w:r>
+      <w:r>
+        <w:rPr>
+          <w:sz w:val="24"/>
+          <w:szCs w:val="24"/>
+        </w:rPr>
+        <w:t xml:space="preserve"> which would house the Models, Views and Controllers which would be built for the solution.</w:t>
       </w:r>
     </w:p>
     <w:p>
@@ -3607,98 +3719,77 @@
           <w:sz w:val="24"/>
           <w:szCs w:val="24"/>
         </w:rPr>
-        <w:t xml:space="preserve">In my initial Entity Relationship diagram, I created models which I deemed appropriate and assigned attributes to each, However, upon creating the models I noticed redundancy in my initial design and made edits to most. I added “MaxUses” and “UsedCount” to the discount model so as to prevent multiple usage of the same discount code, </w:t>
-      </w:r>
-      <w:r>
-        <w:rPr>
-          <w:sz w:val="24"/>
-          <w:szCs w:val="24"/>
-        </w:rPr>
-        <w:t>added</w:t>
-      </w:r>
-      <w:r>
-        <w:rPr>
-          <w:sz w:val="24"/>
-          <w:szCs w:val="24"/>
-        </w:rPr>
-        <w:t xml:space="preserve"> </w:t>
-      </w:r>
-      <w:r>
-        <w:rPr>
-          <w:sz w:val="24"/>
-          <w:szCs w:val="24"/>
-        </w:rPr>
-        <w:t>“</w:t>
-      </w:r>
-      <w:r>
-        <w:rPr>
-          <w:sz w:val="24"/>
-          <w:szCs w:val="24"/>
-        </w:rPr>
-        <w:t>Delivery Type</w:t>
-      </w:r>
-      <w:r>
-        <w:rPr>
-          <w:sz w:val="24"/>
-          <w:szCs w:val="24"/>
-        </w:rPr>
-        <w:t>”</w:t>
-      </w:r>
-      <w:r>
-        <w:rPr>
-          <w:sz w:val="24"/>
-          <w:szCs w:val="24"/>
-        </w:rPr>
-        <w:t xml:space="preserve"> to Order as it was a design requirement I had overseen, </w:t>
-      </w:r>
-      <w:r>
-        <w:rPr>
-          <w:sz w:val="24"/>
-          <w:szCs w:val="24"/>
-        </w:rPr>
-        <w:t>added</w:t>
-      </w:r>
-      <w:r>
-        <w:rPr>
-          <w:sz w:val="24"/>
-          <w:szCs w:val="24"/>
-        </w:rPr>
-        <w:t xml:space="preserve"> price </w:t>
-      </w:r>
-      <w:r>
-        <w:rPr>
-          <w:sz w:val="24"/>
-          <w:szCs w:val="24"/>
-        </w:rPr>
-        <w:t>Attributes (</w:t>
-      </w:r>
-      <w:r>
-        <w:rPr>
-          <w:sz w:val="24"/>
-          <w:szCs w:val="24"/>
-        </w:rPr>
-        <w:t>Unit Price and Total Price)</w:t>
-      </w:r>
-      <w:r>
-        <w:rPr>
-          <w:sz w:val="24"/>
-          <w:szCs w:val="24"/>
-        </w:rPr>
-        <w:t xml:space="preserve"> to Order Products and Basket Products</w:t>
-      </w:r>
-      <w:r>
-        <w:rPr>
-          <w:sz w:val="24"/>
-          <w:szCs w:val="24"/>
-        </w:rPr>
-        <w:t xml:space="preserve">. </w:t>
-      </w:r>
-      <w:r>
-        <w:rPr>
-          <w:sz w:val="24"/>
-          <w:szCs w:val="24"/>
-        </w:rPr>
-        <w:t xml:space="preserve">I have also added “Status” in Basket as well as removed “Last Update” due to Irrelevance and finally, removed “Is Available” in Product due to redundancy. </w:t>
+        <w:t>In my initial Entity Relationship diagram, I created models which I deemed appropriate and assigned attributes to each</w:t>
+      </w:r>
+      <w:r>
+        <w:rPr>
+          <w:sz w:val="24"/>
+          <w:szCs w:val="24"/>
+        </w:rPr>
+        <w:t>.</w:t>
+      </w:r>
+      <w:r>
+        <w:rPr>
+          <w:sz w:val="24"/>
+          <w:szCs w:val="24"/>
+        </w:rPr>
+        <w:t xml:space="preserve"> However, upon creating the models</w:t>
+      </w:r>
+      <w:r>
+        <w:rPr>
+          <w:sz w:val="24"/>
+          <w:szCs w:val="24"/>
+        </w:rPr>
+        <w:t>,</w:t>
+      </w:r>
+      <w:r>
+        <w:rPr>
+          <w:sz w:val="24"/>
+          <w:szCs w:val="24"/>
+        </w:rPr>
+        <w:t xml:space="preserve"> I noticed redundancy in my initial design and made edits to most. I added “MaxUses” and “UsedCount” to the discount model </w:t>
+      </w:r>
+      <w:r>
+        <w:rPr>
+          <w:sz w:val="24"/>
+          <w:szCs w:val="24"/>
+        </w:rPr>
+        <w:t>to</w:t>
+      </w:r>
+      <w:r>
+        <w:rPr>
+          <w:sz w:val="24"/>
+          <w:szCs w:val="24"/>
+        </w:rPr>
+        <w:t xml:space="preserve"> prevent multiple usage of the same discount code, added “Delivery Type” to Order as it was a design requirement I had overseen, </w:t>
+      </w:r>
+      <w:r>
+        <w:rPr>
+          <w:sz w:val="24"/>
+          <w:szCs w:val="24"/>
+        </w:rPr>
+        <w:t xml:space="preserve">and </w:t>
+      </w:r>
+      <w:r>
+        <w:rPr>
+          <w:sz w:val="24"/>
+          <w:szCs w:val="24"/>
+        </w:rPr>
+        <w:t xml:space="preserve">added price Attributes (Unit Price and Total Price) to Order Products and Basket Products. I have also added “Status” in Basket as well as removed “Last Update” due to </w:t>
+      </w:r>
+      <w:r>
+        <w:rPr>
+          <w:sz w:val="24"/>
+          <w:szCs w:val="24"/>
+        </w:rPr>
+        <w:t>irrelevance,</w:t>
+      </w:r>
+      <w:r>
+        <w:rPr>
+          <w:sz w:val="24"/>
+          <w:szCs w:val="24"/>
+        </w:rPr>
+        <w:t xml:space="preserve"> and finally, removed “Is Available” in Product due to redundancy. </w:t>
       </w:r>
     </w:p>
     <w:p>
@@ -3764,7 +3855,28 @@
           <w:sz w:val="24"/>
           <w:szCs w:val="24"/>
         </w:rPr>
-        <w:t>After Creating the models, I added my first Migration and Updated Database</w:t>
+        <w:t xml:space="preserve">After </w:t>
+      </w:r>
+      <w:r>
+        <w:rPr>
+          <w:sz w:val="24"/>
+          <w:szCs w:val="24"/>
+        </w:rPr>
+        <w:t>creating</w:t>
+      </w:r>
+      <w:r>
+        <w:rPr>
+          <w:sz w:val="24"/>
+          <w:szCs w:val="24"/>
+        </w:rPr>
+        <w:t xml:space="preserve"> the models, I added my first Migration and </w:t>
+      </w:r>
+      <w:r>
+        <w:rPr>
+          <w:sz w:val="24"/>
+          <w:szCs w:val="24"/>
+        </w:rPr>
+        <w:t>updated the database.</w:t>
       </w:r>
     </w:p>
     <w:p>
@@ -3875,14 +3987,21 @@
           <w:sz w:val="24"/>
           <w:szCs w:val="24"/>
         </w:rPr>
-        <w:t>I did edit the Producer model as well, removing the “LastName” attribute and renaming the “FirstName” attribute to “ProducerName”</w:t>
-      </w:r>
-      <w:r>
-        <w:rPr>
-          <w:sz w:val="24"/>
-          <w:szCs w:val="24"/>
-        </w:rPr>
-        <w:t>. Next, I scaffolded my models which ended up creating views and controllers for each respective model.</w:t>
+        <w:t>I did edit the Producer model as well, removing the “LastName” attribute and renaming the “FirstName” attribute to “ProducerName”. Next, I scaffolded my models</w:t>
+      </w:r>
+      <w:r>
+        <w:rPr>
+          <w:sz w:val="24"/>
+          <w:szCs w:val="24"/>
+        </w:rPr>
+        <w:t>,</w:t>
+      </w:r>
+      <w:r>
+        <w:rPr>
+          <w:sz w:val="24"/>
+          <w:szCs w:val="24"/>
+        </w:rPr>
+        <w:t xml:space="preserve"> which ended up creating views and controllers for each respective model.</w:t>
       </w:r>
     </w:p>
     <w:p>
@@ -3947,14 +4066,42 @@
           <w:sz w:val="24"/>
           <w:szCs w:val="24"/>
         </w:rPr>
-        <w:t xml:space="preserve"> I then added navigation Links to each of these for ease the development process </w:t>
-      </w:r>
-      <w:r>
-        <w:rPr>
-          <w:sz w:val="24"/>
-          <w:szCs w:val="24"/>
-        </w:rPr>
-        <w:t>as well as a added a placeholder Logo</w:t>
+        <w:t xml:space="preserve"> I then added navigation Links to each of these for ease </w:t>
+      </w:r>
+      <w:r>
+        <w:rPr>
+          <w:sz w:val="24"/>
+          <w:szCs w:val="24"/>
+        </w:rPr>
+        <w:t xml:space="preserve">of </w:t>
+      </w:r>
+      <w:r>
+        <w:rPr>
+          <w:sz w:val="24"/>
+          <w:szCs w:val="24"/>
+        </w:rPr>
+        <w:t>the development process</w:t>
+      </w:r>
+      <w:r>
+        <w:rPr>
+          <w:sz w:val="24"/>
+          <w:szCs w:val="24"/>
+        </w:rPr>
+        <w:t>,</w:t>
+      </w:r>
+      <w:r>
+        <w:rPr>
+          <w:sz w:val="24"/>
+          <w:szCs w:val="24"/>
+        </w:rPr>
+        <w:t xml:space="preserve"> as well as added a placeholder Logo</w:t>
+      </w:r>
+      <w:r>
+        <w:rPr>
+          <w:sz w:val="24"/>
+          <w:szCs w:val="24"/>
+        </w:rPr>
+        <w:t>.</w:t>
       </w:r>
       <w:r>
         <w:rPr>
@@ -4012,7 +4159,35 @@
           <w:szCs w:val="24"/>
         </w:rPr>
         <w:lastRenderedPageBreak/>
-        <w:t xml:space="preserve">I then created a new file called seed data. This would essentially hold pre placed data which would be visible across the website.    </w:t>
+        <w:t xml:space="preserve">I then created a new file called seed data. This would essentially hold </w:t>
+      </w:r>
+      <w:r>
+        <w:rPr>
+          <w:sz w:val="24"/>
+          <w:szCs w:val="24"/>
+        </w:rPr>
+        <w:t>pre-placed</w:t>
+      </w:r>
+      <w:r>
+        <w:rPr>
+          <w:sz w:val="24"/>
+          <w:szCs w:val="24"/>
+        </w:rPr>
+        <w:t xml:space="preserve"> data</w:t>
+      </w:r>
+      <w:r>
+        <w:rPr>
+          <w:sz w:val="24"/>
+          <w:szCs w:val="24"/>
+        </w:rPr>
+        <w:t>,</w:t>
+      </w:r>
+      <w:r>
+        <w:rPr>
+          <w:sz w:val="24"/>
+          <w:szCs w:val="24"/>
+        </w:rPr>
+        <w:t xml:space="preserve"> which would be visible across the website.    </w:t>
       </w:r>
     </w:p>
     <w:p>
@@ -4088,7 +4263,31 @@
           <w:sz w:val="24"/>
           <w:szCs w:val="24"/>
         </w:rPr>
-        <w:t>I created a seed roles function for an admin i.e created an admin account</w:t>
+        <w:t>I created a seed roles function for an admin</w:t>
+      </w:r>
+      <w:r>
+        <w:rPr>
+          <w:noProof/>
+          <w:sz w:val="24"/>
+          <w:szCs w:val="24"/>
+        </w:rPr>
+        <w:t>, i.e.,</w:t>
+      </w:r>
+      <w:r>
+        <w:rPr>
+          <w:noProof/>
+          <w:sz w:val="24"/>
+          <w:szCs w:val="24"/>
+        </w:rPr>
+        <w:t xml:space="preserve"> created an admin account</w:t>
+      </w:r>
+      <w:r>
+        <w:rPr>
+          <w:noProof/>
+          <w:sz w:val="24"/>
+          <w:szCs w:val="24"/>
+        </w:rPr>
+        <w:t>.</w:t>
       </w:r>
     </w:p>
     <w:p>
@@ -4196,7 +4395,21 @@
           <w:sz w:val="24"/>
           <w:szCs w:val="24"/>
         </w:rPr>
-        <w:t xml:space="preserve">Created the web project using ASP.NET core MVC. </w:t>
+        <w:t xml:space="preserve">Created the web project using ASP.NET </w:t>
+      </w:r>
+      <w:r>
+        <w:rPr>
+          <w:sz w:val="24"/>
+          <w:szCs w:val="24"/>
+        </w:rPr>
+        <w:t>Core</w:t>
+      </w:r>
+      <w:r>
+        <w:rPr>
+          <w:sz w:val="24"/>
+          <w:szCs w:val="24"/>
+        </w:rPr>
+        <w:t xml:space="preserve"> MVC. </w:t>
       </w:r>
     </w:p>
     <w:p>
@@ -4216,7 +4429,21 @@
           <w:sz w:val="24"/>
           <w:szCs w:val="24"/>
         </w:rPr>
-        <w:t>Created the models for the project which are essentially the same in the entity relationship diagram</w:t>
+        <w:t>Created the models for the project</w:t>
+      </w:r>
+      <w:r>
+        <w:rPr>
+          <w:sz w:val="24"/>
+          <w:szCs w:val="24"/>
+        </w:rPr>
+        <w:t>,</w:t>
+      </w:r>
+      <w:r>
+        <w:rPr>
+          <w:sz w:val="24"/>
+          <w:szCs w:val="24"/>
+        </w:rPr>
+        <w:t xml:space="preserve"> which are essentially the same in the entity relationship diagram</w:t>
       </w:r>
     </w:p>
     <w:p>
@@ -4236,14 +4463,7 @@
           <w:sz w:val="24"/>
           <w:szCs w:val="24"/>
         </w:rPr>
-        <w:t xml:space="preserve">Scaffolded those models </w:t>
-      </w:r>
-      <w:r>
-        <w:rPr>
-          <w:sz w:val="24"/>
-          <w:szCs w:val="24"/>
-        </w:rPr>
-        <w:t>which created their views and controllers</w:t>
+        <w:t>Scaffolded those models which created their views and controllers</w:t>
       </w:r>
     </w:p>
     <w:p>
@@ -4283,7 +4503,35 @@
           <w:sz w:val="24"/>
           <w:szCs w:val="24"/>
         </w:rPr>
-        <w:t xml:space="preserve">Added Navigation Links so as to allow me navigate through the different webpages </w:t>
+        <w:t xml:space="preserve">Added Navigation Links </w:t>
+      </w:r>
+      <w:r>
+        <w:rPr>
+          <w:sz w:val="24"/>
+          <w:szCs w:val="24"/>
+        </w:rPr>
+        <w:t>to</w:t>
+      </w:r>
+      <w:r>
+        <w:rPr>
+          <w:sz w:val="24"/>
+          <w:szCs w:val="24"/>
+        </w:rPr>
+        <w:t xml:space="preserve"> allow me </w:t>
+      </w:r>
+      <w:r>
+        <w:rPr>
+          <w:sz w:val="24"/>
+          <w:szCs w:val="24"/>
+        </w:rPr>
+        <w:t xml:space="preserve">to </w:t>
+      </w:r>
+      <w:r>
+        <w:rPr>
+          <w:sz w:val="24"/>
+          <w:szCs w:val="24"/>
+        </w:rPr>
+        <w:t xml:space="preserve">navigate through the different webpages </w:t>
       </w:r>
     </w:p>
     <w:p>
@@ -4303,14 +4551,21 @@
           <w:sz w:val="24"/>
           <w:szCs w:val="24"/>
         </w:rPr>
-        <w:t xml:space="preserve">Create seed data file and </w:t>
-      </w:r>
-      <w:r>
-        <w:rPr>
-          <w:sz w:val="24"/>
-          <w:szCs w:val="24"/>
-        </w:rPr>
-        <w:t>seeded Roles for an admin.</w:t>
+        <w:t xml:space="preserve">Create </w:t>
+      </w:r>
+      <w:r>
+        <w:rPr>
+          <w:sz w:val="24"/>
+          <w:szCs w:val="24"/>
+        </w:rPr>
+        <w:t xml:space="preserve">a </w:t>
+      </w:r>
+      <w:r>
+        <w:rPr>
+          <w:sz w:val="24"/>
+          <w:szCs w:val="24"/>
+        </w:rPr>
+        <w:t>seed data file and seeded Roles for an admin.</w:t>
       </w:r>
     </w:p>
     <w:p>
@@ -4396,7 +4651,21 @@
           <w:sz w:val="24"/>
           <w:szCs w:val="24"/>
         </w:rPr>
-        <w:t>Seed users i.e., producers</w:t>
+        <w:t>Seed users</w:t>
+      </w:r>
+      <w:r>
+        <w:rPr>
+          <w:sz w:val="24"/>
+          <w:szCs w:val="24"/>
+        </w:rPr>
+        <w:t>,</w:t>
+      </w:r>
+      <w:r>
+        <w:rPr>
+          <w:sz w:val="24"/>
+          <w:szCs w:val="24"/>
+        </w:rPr>
+        <w:t xml:space="preserve"> i.e., producers</w:t>
       </w:r>
     </w:p>
     <w:p>
@@ -4583,28 +4852,21 @@
           <w:sz w:val="24"/>
           <w:szCs w:val="24"/>
         </w:rPr>
-        <w:t>I resume from where I left off yesterday by seeding roles into the system</w:t>
-      </w:r>
-      <w:r>
-        <w:rPr>
-          <w:sz w:val="24"/>
-          <w:szCs w:val="24"/>
-        </w:rPr>
-        <w:t>.</w:t>
-      </w:r>
-      <w:r>
-        <w:rPr>
-          <w:sz w:val="24"/>
-          <w:szCs w:val="24"/>
-        </w:rPr>
-        <w:t xml:space="preserve"> There are 3 essential things which I plan on seeding, Roles for Authentication, Products and Producers which would be visible data seen on the </w:t>
-      </w:r>
-      <w:r>
-        <w:rPr>
-          <w:sz w:val="24"/>
-          <w:szCs w:val="24"/>
-        </w:rPr>
-        <w:t>website.</w:t>
+        <w:t>I resume from where I left off yesterday by seeding roles into the system. There are 3 essential things which I plan on seeding, Roles for Authentication, Products and Producers</w:t>
+      </w:r>
+      <w:r>
+        <w:rPr>
+          <w:sz w:val="24"/>
+          <w:szCs w:val="24"/>
+        </w:rPr>
+        <w:t>,</w:t>
+      </w:r>
+      <w:r>
+        <w:rPr>
+          <w:sz w:val="24"/>
+          <w:szCs w:val="24"/>
+        </w:rPr>
+        <w:t xml:space="preserve"> which would be visible data seen on the website.</w:t>
       </w:r>
     </w:p>
     <w:p>
@@ -4662,7 +4924,58 @@
           <w:sz w:val="24"/>
           <w:szCs w:val="24"/>
         </w:rPr>
-        <w:t xml:space="preserve"> These users were created as temporary users so as to develop the website. Each of them would be able to access features which are only authorised to them. The Producer and Customer are the main users of the system hence would be seen the most throughout development. </w:t>
+        <w:t xml:space="preserve"> These users were created as temporary users </w:t>
+      </w:r>
+      <w:r>
+        <w:rPr>
+          <w:sz w:val="24"/>
+          <w:szCs w:val="24"/>
+        </w:rPr>
+        <w:t>to</w:t>
+      </w:r>
+      <w:r>
+        <w:rPr>
+          <w:sz w:val="24"/>
+          <w:szCs w:val="24"/>
+        </w:rPr>
+        <w:t xml:space="preserve"> develop the website. Each of them would be able to access features which are only authorised to them. The Producer and Customer are the main users of the </w:t>
+      </w:r>
+      <w:proofErr w:type="gramStart"/>
+      <w:r>
+        <w:rPr>
+          <w:sz w:val="24"/>
+          <w:szCs w:val="24"/>
+        </w:rPr>
+        <w:t>system</w:t>
+      </w:r>
+      <w:r>
+        <w:rPr>
+          <w:sz w:val="24"/>
+          <w:szCs w:val="24"/>
+        </w:rPr>
+        <w:t>,</w:t>
+      </w:r>
+      <w:proofErr w:type="gramEnd"/>
+      <w:r>
+        <w:rPr>
+          <w:sz w:val="24"/>
+          <w:szCs w:val="24"/>
+        </w:rPr>
+        <w:t xml:space="preserve"> hence </w:t>
+      </w:r>
+      <w:r>
+        <w:rPr>
+          <w:sz w:val="24"/>
+          <w:szCs w:val="24"/>
+        </w:rPr>
+        <w:t xml:space="preserve">they </w:t>
+      </w:r>
+      <w:r>
+        <w:rPr>
+          <w:sz w:val="24"/>
+          <w:szCs w:val="24"/>
+        </w:rPr>
+        <w:t xml:space="preserve">would be seen the most throughout development. </w:t>
       </w:r>
     </w:p>
     <w:p>
@@ -4719,35 +5032,14 @@
           <w:sz w:val="24"/>
           <w:szCs w:val="24"/>
         </w:rPr>
-        <w:t xml:space="preserve">This is </w:t>
-      </w:r>
-      <w:r>
-        <w:rPr>
-          <w:sz w:val="24"/>
-          <w:szCs w:val="24"/>
-        </w:rPr>
-        <w:t>one of the</w:t>
-      </w:r>
-      <w:r>
-        <w:rPr>
-          <w:sz w:val="24"/>
-          <w:szCs w:val="24"/>
-        </w:rPr>
-        <w:t xml:space="preserve"> producer</w:t>
-      </w:r>
-      <w:r>
-        <w:rPr>
-          <w:sz w:val="24"/>
-          <w:szCs w:val="24"/>
-        </w:rPr>
-        <w:t>’s</w:t>
-      </w:r>
-      <w:r>
-        <w:rPr>
-          <w:sz w:val="24"/>
-          <w:szCs w:val="24"/>
-        </w:rPr>
-        <w:t xml:space="preserve"> Login Info,</w:t>
+        <w:t>This is one of the producer’s Login Info</w:t>
+      </w:r>
+      <w:r>
+        <w:rPr>
+          <w:sz w:val="24"/>
+          <w:szCs w:val="24"/>
+        </w:rPr>
+        <w:t>.</w:t>
       </w:r>
       <w:r>
         <w:rPr>
@@ -4869,14 +5161,7 @@
           <w:szCs w:val="24"/>
         </w:rPr>
         <w:lastRenderedPageBreak/>
-        <w:t>And this is a Customer Login Info.</w:t>
-      </w:r>
-      <w:r>
-        <w:rPr>
-          <w:sz w:val="24"/>
-          <w:szCs w:val="24"/>
-        </w:rPr>
-        <w:t xml:space="preserve"> </w:t>
+        <w:t xml:space="preserve">And this is a Customer Login Info. </w:t>
       </w:r>
     </w:p>
     <w:p>
@@ -4973,21 +5258,105 @@
           <w:sz w:val="24"/>
           <w:szCs w:val="24"/>
         </w:rPr>
-        <w:t>There will not be only one singular producer since an Industry standard farm website should typically have a variety of producers who offer a wide range of products. I encountered errors in the code which were quickly solved and averted. All I had to do was drop the database and re-update so as for Information on the website to update. I equally seeded producer Information which would be visible</w:t>
-      </w:r>
-      <w:r>
-        <w:rPr>
-          <w:sz w:val="24"/>
-          <w:szCs w:val="24"/>
-        </w:rPr>
-        <w:t xml:space="preserve"> </w:t>
-      </w:r>
-      <w:r>
-        <w:rPr>
-          <w:sz w:val="24"/>
-          <w:szCs w:val="24"/>
-        </w:rPr>
-        <w:t xml:space="preserve">on the html page. </w:t>
+        <w:t xml:space="preserve">There will not be only one singular producer since an </w:t>
+      </w:r>
+      <w:r>
+        <w:rPr>
+          <w:sz w:val="24"/>
+          <w:szCs w:val="24"/>
+        </w:rPr>
+        <w:t>industry-standard</w:t>
+      </w:r>
+      <w:r>
+        <w:rPr>
+          <w:sz w:val="24"/>
+          <w:szCs w:val="24"/>
+        </w:rPr>
+        <w:t xml:space="preserve"> farm website should typically have a variety of producers who offer a wide range of products. I encountered errors in the code</w:t>
+      </w:r>
+      <w:r>
+        <w:rPr>
+          <w:sz w:val="24"/>
+          <w:szCs w:val="24"/>
+        </w:rPr>
+        <w:t>,</w:t>
+      </w:r>
+      <w:r>
+        <w:rPr>
+          <w:sz w:val="24"/>
+          <w:szCs w:val="24"/>
+        </w:rPr>
+        <w:t xml:space="preserve"> which were quickly solved and averted. All I had to do was drop the database and re-update so </w:t>
+      </w:r>
+      <w:r>
+        <w:rPr>
+          <w:sz w:val="24"/>
+          <w:szCs w:val="24"/>
+        </w:rPr>
+        <w:t>that information</w:t>
+      </w:r>
+      <w:r>
+        <w:rPr>
+          <w:sz w:val="24"/>
+          <w:szCs w:val="24"/>
+        </w:rPr>
+        <w:t xml:space="preserve"> on the website </w:t>
+      </w:r>
+      <w:r>
+        <w:rPr>
+          <w:sz w:val="24"/>
+          <w:szCs w:val="24"/>
+        </w:rPr>
+        <w:t>would</w:t>
+      </w:r>
+      <w:r>
+        <w:rPr>
+          <w:sz w:val="24"/>
+          <w:szCs w:val="24"/>
+        </w:rPr>
+        <w:t xml:space="preserve"> update. I equally seeded </w:t>
+      </w:r>
+      <w:r>
+        <w:rPr>
+          <w:sz w:val="24"/>
+          <w:szCs w:val="24"/>
+        </w:rPr>
+        <w:t xml:space="preserve">the </w:t>
+      </w:r>
+      <w:r>
+        <w:rPr>
+          <w:sz w:val="24"/>
+          <w:szCs w:val="24"/>
+        </w:rPr>
+        <w:t xml:space="preserve">producer </w:t>
+      </w:r>
+      <w:r>
+        <w:rPr>
+          <w:sz w:val="24"/>
+          <w:szCs w:val="24"/>
+        </w:rPr>
+        <w:t>information,</w:t>
+      </w:r>
+      <w:r>
+        <w:rPr>
+          <w:sz w:val="24"/>
+          <w:szCs w:val="24"/>
+        </w:rPr>
+        <w:t xml:space="preserve"> which would be visible on the </w:t>
+      </w:r>
+      <w:r>
+        <w:rPr>
+          <w:sz w:val="24"/>
+          <w:szCs w:val="24"/>
+        </w:rPr>
+        <w:t>HTML</w:t>
+      </w:r>
+      <w:r>
+        <w:rPr>
+          <w:sz w:val="24"/>
+          <w:szCs w:val="24"/>
+        </w:rPr>
+        <w:t xml:space="preserve"> page. </w:t>
       </w:r>
       <w:r>
         <w:rPr>
@@ -5044,7 +5413,35 @@
           <w:sz w:val="24"/>
           <w:szCs w:val="24"/>
         </w:rPr>
-        <w:t>This stage took some trial and error due to a typo error in one of the models. This was solved by editing the model, adding migration, dropping the previous database and updating the database so as for the system to have correct and data which is correct.</w:t>
+        <w:t xml:space="preserve">This stage took some trial and error due to a typo in one of the models. This was solved by editing the model, adding migration, dropping the previous database and updating the database so </w:t>
+      </w:r>
+      <w:r>
+        <w:rPr>
+          <w:sz w:val="24"/>
+          <w:szCs w:val="24"/>
+        </w:rPr>
+        <w:t>that</w:t>
+      </w:r>
+      <w:r>
+        <w:rPr>
+          <w:sz w:val="24"/>
+          <w:szCs w:val="24"/>
+        </w:rPr>
+        <w:t xml:space="preserve"> the system </w:t>
+      </w:r>
+      <w:r>
+        <w:rPr>
+          <w:sz w:val="24"/>
+          <w:szCs w:val="24"/>
+        </w:rPr>
+        <w:t>would</w:t>
+      </w:r>
+      <w:r>
+        <w:rPr>
+          <w:sz w:val="24"/>
+          <w:szCs w:val="24"/>
+        </w:rPr>
+        <w:t xml:space="preserve"> have correct data which is correct.</w:t>
       </w:r>
     </w:p>
     <w:p>
@@ -5130,14 +5527,21 @@
           <w:sz w:val="24"/>
           <w:szCs w:val="24"/>
         </w:rPr>
-        <w:t xml:space="preserve">These are the producers that are going to be visible in the </w:t>
-      </w:r>
-      <w:r>
-        <w:rPr>
-          <w:sz w:val="24"/>
-          <w:szCs w:val="24"/>
-        </w:rPr>
-        <w:t>website.</w:t>
+        <w:t xml:space="preserve">These are the producers that are going to be visible </w:t>
+      </w:r>
+      <w:r>
+        <w:rPr>
+          <w:sz w:val="24"/>
+          <w:szCs w:val="24"/>
+        </w:rPr>
+        <w:t>on</w:t>
+      </w:r>
+      <w:r>
+        <w:rPr>
+          <w:sz w:val="24"/>
+          <w:szCs w:val="24"/>
+        </w:rPr>
+        <w:t xml:space="preserve"> the website.</w:t>
       </w:r>
     </w:p>
     <w:p>
@@ -5184,7 +5588,7 @@
           <w:sz w:val="24"/>
           <w:szCs w:val="24"/>
         </w:rPr>
-        <w:t>Next thing that I’ll be seeding is Products. These are going to be what customers purchase with when they interact with the website.</w:t>
+        <w:t>Next thing that I’ll be seeding is Products. These are going to be what customers purchase when they interact with the website.</w:t>
       </w:r>
     </w:p>
     <w:p>
@@ -5242,14 +5646,21 @@
           <w:sz w:val="24"/>
           <w:szCs w:val="24"/>
         </w:rPr>
-        <w:t xml:space="preserve"> Before I completed this, I had to make a separate folder for the product Images in the </w:t>
-      </w:r>
-      <w:r>
-        <w:rPr>
-          <w:sz w:val="24"/>
-          <w:szCs w:val="24"/>
-        </w:rPr>
-        <w:t>website</w:t>
+        <w:t xml:space="preserve"> Before I completed this, I had to make a separate folder for the product </w:t>
+      </w:r>
+      <w:r>
+        <w:rPr>
+          <w:sz w:val="24"/>
+          <w:szCs w:val="24"/>
+        </w:rPr>
+        <w:t>images on</w:t>
+      </w:r>
+      <w:r>
+        <w:rPr>
+          <w:sz w:val="24"/>
+          <w:szCs w:val="24"/>
+        </w:rPr>
+        <w:t xml:space="preserve"> the website</w:t>
       </w:r>
       <w:r>
         <w:rPr>
@@ -5402,7 +5813,49 @@
           <w:sz w:val="24"/>
           <w:szCs w:val="24"/>
         </w:rPr>
-        <w:t xml:space="preserve">The images are note visible as of now simply because they have not been coded. This will be done at later times </w:t>
+        <w:t xml:space="preserve">The images are </w:t>
+      </w:r>
+      <w:r>
+        <w:rPr>
+          <w:sz w:val="24"/>
+          <w:szCs w:val="24"/>
+        </w:rPr>
+        <w:t>not</w:t>
+      </w:r>
+      <w:r>
+        <w:rPr>
+          <w:sz w:val="24"/>
+          <w:szCs w:val="24"/>
+        </w:rPr>
+        <w:t xml:space="preserve"> visible as of now simply because they have not been coded. This will be done at </w:t>
+      </w:r>
+      <w:r>
+        <w:rPr>
+          <w:sz w:val="24"/>
+          <w:szCs w:val="24"/>
+        </w:rPr>
+        <w:t xml:space="preserve">a </w:t>
+      </w:r>
+      <w:r>
+        <w:rPr>
+          <w:sz w:val="24"/>
+          <w:szCs w:val="24"/>
+        </w:rPr>
+        <w:t xml:space="preserve">later </w:t>
+      </w:r>
+      <w:r>
+        <w:rPr>
+          <w:sz w:val="24"/>
+          <w:szCs w:val="24"/>
+        </w:rPr>
+        <w:t>time.</w:t>
+      </w:r>
+      <w:r>
+        <w:rPr>
+          <w:sz w:val="24"/>
+          <w:szCs w:val="24"/>
+        </w:rPr>
+        <w:t xml:space="preserve"> </w:t>
       </w:r>
     </w:p>
     <w:p>
@@ -5450,14 +5903,35 @@
           <w:sz w:val="24"/>
           <w:szCs w:val="24"/>
         </w:rPr>
-        <w:t>Next is controller Logic</w:t>
-      </w:r>
-      <w:r>
-        <w:rPr>
-          <w:sz w:val="24"/>
-          <w:szCs w:val="24"/>
-        </w:rPr>
-        <w:t xml:space="preserve"> and basic functionality. Firstly, I’d want to find a way to add products to my basket. I’d need to add an “Add to Basket” button which essentially would add products to my basket.</w:t>
+        <w:t xml:space="preserve">Next is </w:t>
+      </w:r>
+      <w:r>
+        <w:rPr>
+          <w:sz w:val="24"/>
+          <w:szCs w:val="24"/>
+        </w:rPr>
+        <w:t xml:space="preserve">the </w:t>
+      </w:r>
+      <w:r>
+        <w:rPr>
+          <w:sz w:val="24"/>
+          <w:szCs w:val="24"/>
+        </w:rPr>
+        <w:t>controller Logic and basic functionality. Firstly, I’d want to find a way to add products to my basket. I’d need to add an “Add to Basket” button</w:t>
+      </w:r>
+      <w:r>
+        <w:rPr>
+          <w:sz w:val="24"/>
+          <w:szCs w:val="24"/>
+        </w:rPr>
+        <w:t>,</w:t>
+      </w:r>
+      <w:r>
+        <w:rPr>
+          <w:sz w:val="24"/>
+          <w:szCs w:val="24"/>
+        </w:rPr>
+        <w:t xml:space="preserve"> which essentially would add products to my basket.</w:t>
       </w:r>
       <w:r>
         <w:rPr>
@@ -5535,6 +6009,13 @@
       </w:r>
       <w:r>
         <w:rPr>
+          <w:sz w:val="24"/>
+          <w:szCs w:val="24"/>
+        </w:rPr>
+        <w:t>.</w:t>
+      </w:r>
+      <w:r>
+        <w:rPr>
           <w:noProof/>
           <w:sz w:val="24"/>
           <w:szCs w:val="24"/>
@@ -5598,15 +6079,39 @@
           <w:szCs w:val="24"/>
         </w:rPr>
         <w:lastRenderedPageBreak/>
-        <w:t>was then editted so as to redirect the user to the basket page whenever they add a product to their basket as long as the user is logged in. If the user is not logged in, they can not access the basket</w:t>
-      </w:r>
-      <w:r>
-        <w:rPr>
-          <w:noProof/>
-          <w:sz w:val="24"/>
-          <w:szCs w:val="24"/>
-        </w:rPr>
-        <w:t>.</w:t>
+        <w:t xml:space="preserve">was then </w:t>
+      </w:r>
+      <w:r>
+        <w:rPr>
+          <w:noProof/>
+          <w:sz w:val="24"/>
+          <w:szCs w:val="24"/>
+        </w:rPr>
+        <w:t>edited</w:t>
+      </w:r>
+      <w:r>
+        <w:rPr>
+          <w:noProof/>
+          <w:sz w:val="24"/>
+          <w:szCs w:val="24"/>
+        </w:rPr>
+        <w:t xml:space="preserve"> so as to redirect the user to the basket page whenever they add a product to their basket</w:t>
+      </w:r>
+      <w:r>
+        <w:rPr>
+          <w:noProof/>
+          <w:sz w:val="24"/>
+          <w:szCs w:val="24"/>
+        </w:rPr>
+        <w:t>,</w:t>
+      </w:r>
+      <w:r>
+        <w:rPr>
+          <w:noProof/>
+          <w:sz w:val="24"/>
+          <w:szCs w:val="24"/>
+        </w:rPr>
+        <w:t xml:space="preserve"> as long as the user is logged in. If the user is not logged in, they can not access the basket.</w:t>
       </w:r>
     </w:p>
     <w:p>
@@ -5697,7 +6202,21 @@
           <w:sz w:val="24"/>
           <w:szCs w:val="24"/>
         </w:rPr>
-        <w:t>Seed users i.e., producers</w:t>
+        <w:t>Seed users</w:t>
+      </w:r>
+      <w:r>
+        <w:rPr>
+          <w:sz w:val="24"/>
+          <w:szCs w:val="24"/>
+        </w:rPr>
+        <w:t>,</w:t>
+      </w:r>
+      <w:r>
+        <w:rPr>
+          <w:sz w:val="24"/>
+          <w:szCs w:val="24"/>
+        </w:rPr>
+        <w:t xml:space="preserve"> i.e., producers</w:t>
       </w:r>
     </w:p>
     <w:p>
@@ -5886,14 +6405,7 @@
           <w:sz w:val="24"/>
           <w:szCs w:val="24"/>
         </w:rPr>
-        <w:t>Create a place order button which shows the user their orders on the orders page</w:t>
-      </w:r>
-      <w:r>
-        <w:rPr>
-          <w:sz w:val="24"/>
-          <w:szCs w:val="24"/>
-        </w:rPr>
-        <w:t>.</w:t>
+        <w:t>Create a place order button which shows the user their orders on the orders page.</w:t>
       </w:r>
     </w:p>
     <w:p>
@@ -5990,16 +6502,7 @@
           <w:sz w:val="28"/>
           <w:szCs w:val="28"/>
         </w:rPr>
-        <w:t>Version 1</w:t>
-      </w:r>
-      <w:r>
-        <w:rPr>
-          <w:b/>
-          <w:bCs/>
-          <w:sz w:val="28"/>
-          <w:szCs w:val="28"/>
-        </w:rPr>
-        <w:t>.2</w:t>
+        <w:t>Version 1.2</w:t>
       </w:r>
       <w:bookmarkEnd w:id="10"/>
     </w:p>
@@ -6057,14 +6560,63 @@
           <w:sz w:val="24"/>
           <w:szCs w:val="24"/>
         </w:rPr>
-        <w:t>Resuming from where I had left off on the previous day, I first temporary improve the look of the basket with basic html. Alongside that, I edit the controller</w:t>
-      </w:r>
-      <w:r>
-        <w:rPr>
-          <w:sz w:val="24"/>
-          <w:szCs w:val="24"/>
-        </w:rPr>
-        <w:t xml:space="preserve">. The system scans the basket of the logged in user, if it is empty, a message is displayed and a navigation link to </w:t>
+        <w:t xml:space="preserve">Resuming from where I had left off on the previous day, I first temporary improve the look of the basket with basic </w:t>
+      </w:r>
+      <w:r>
+        <w:rPr>
+          <w:sz w:val="24"/>
+          <w:szCs w:val="24"/>
+        </w:rPr>
+        <w:t>HTML</w:t>
+      </w:r>
+      <w:r>
+        <w:rPr>
+          <w:sz w:val="24"/>
+          <w:szCs w:val="24"/>
+        </w:rPr>
+        <w:t xml:space="preserve">. Alongside that, I edit the controller. The system scans the basket of the </w:t>
+      </w:r>
+      <w:r>
+        <w:rPr>
+          <w:sz w:val="24"/>
+          <w:szCs w:val="24"/>
+        </w:rPr>
+        <w:t>logged-in</w:t>
+      </w:r>
+      <w:r>
+        <w:rPr>
+          <w:sz w:val="24"/>
+          <w:szCs w:val="24"/>
+        </w:rPr>
+        <w:t xml:space="preserve"> user</w:t>
+      </w:r>
+      <w:r>
+        <w:rPr>
+          <w:sz w:val="24"/>
+          <w:szCs w:val="24"/>
+        </w:rPr>
+        <w:t>. If</w:t>
+      </w:r>
+      <w:r>
+        <w:rPr>
+          <w:sz w:val="24"/>
+          <w:szCs w:val="24"/>
+        </w:rPr>
+        <w:t xml:space="preserve"> it is empty, a message is displayed</w:t>
+      </w:r>
+      <w:r>
+        <w:rPr>
+          <w:sz w:val="24"/>
+          <w:szCs w:val="24"/>
+        </w:rPr>
+        <w:t>,</w:t>
+      </w:r>
+      <w:r>
+        <w:rPr>
+          <w:sz w:val="24"/>
+          <w:szCs w:val="24"/>
+        </w:rPr>
+        <w:t xml:space="preserve"> and a navigation link to </w:t>
       </w:r>
       <w:r>
         <w:rPr>
@@ -6072,7 +6624,28 @@
           <w:szCs w:val="24"/>
         </w:rPr>
         <w:lastRenderedPageBreak/>
-        <w:t xml:space="preserve">products page is present. Otherwise, the quantity and price of a product is displayed. </w:t>
+        <w:t xml:space="preserve">the </w:t>
+      </w:r>
+      <w:r>
+        <w:rPr>
+          <w:sz w:val="24"/>
+          <w:szCs w:val="24"/>
+        </w:rPr>
+        <w:t xml:space="preserve">products page is present. Otherwise, the quantity and price of a product </w:t>
+      </w:r>
+      <w:r>
+        <w:rPr>
+          <w:sz w:val="24"/>
+          <w:szCs w:val="24"/>
+        </w:rPr>
+        <w:t>are</w:t>
+      </w:r>
+      <w:r>
+        <w:rPr>
+          <w:sz w:val="24"/>
+          <w:szCs w:val="24"/>
+        </w:rPr>
+        <w:t xml:space="preserve"> displayed. </w:t>
       </w:r>
       <w:r>
         <w:rPr>
@@ -6201,14 +6774,7 @@
           <w:sz w:val="24"/>
           <w:szCs w:val="24"/>
         </w:rPr>
-        <w:t>And this is what it looks like with an item in the baske</w:t>
-      </w:r>
-      <w:r>
-        <w:rPr>
-          <w:sz w:val="24"/>
-          <w:szCs w:val="24"/>
-        </w:rPr>
-        <w:t>t</w:t>
+        <w:t>And this is what it looks like with an item in the basket</w:t>
       </w:r>
     </w:p>
     <w:p>
@@ -6342,7 +6908,21 @@
           <w:sz w:val="24"/>
           <w:szCs w:val="24"/>
         </w:rPr>
-        <w:t xml:space="preserve">Equally, I edited the create basket form hence when the proceed to checkout button is </w:t>
+        <w:t>Equally, I edited the create basket form</w:t>
+      </w:r>
+      <w:r>
+        <w:rPr>
+          <w:sz w:val="24"/>
+          <w:szCs w:val="24"/>
+        </w:rPr>
+        <w:t>,</w:t>
+      </w:r>
+      <w:r>
+        <w:rPr>
+          <w:sz w:val="24"/>
+          <w:szCs w:val="24"/>
+        </w:rPr>
+        <w:t xml:space="preserve"> hence when the proceed to checkout button is </w:t>
       </w:r>
       <w:r>
         <w:rPr>
@@ -6462,15 +7042,87 @@
           <w:sz w:val="24"/>
           <w:szCs w:val="24"/>
         </w:rPr>
-        <w:t>Inside the controller, the system would find the currently logged in user and assign values for the order of that specific user</w:t>
-      </w:r>
-      <w:r>
-        <w:rPr>
-          <w:noProof/>
-          <w:sz w:val="24"/>
-          <w:szCs w:val="24"/>
-        </w:rPr>
-        <w:t xml:space="preserve">. The system then sets the tracking status to pending by default. Additonally worked on the subtotal as well as discount calculator. The system would also have two different delivery options, which would be “Delivery” or “Collection”. With every order made, the stick of that Item is updated </w:t>
+        <w:t xml:space="preserve">Inside the controller, the system would find the currently </w:t>
+      </w:r>
+      <w:r>
+        <w:rPr>
+          <w:noProof/>
+          <w:sz w:val="24"/>
+          <w:szCs w:val="24"/>
+        </w:rPr>
+        <w:t>logged-in</w:t>
+      </w:r>
+      <w:r>
+        <w:rPr>
+          <w:noProof/>
+          <w:sz w:val="24"/>
+          <w:szCs w:val="24"/>
+        </w:rPr>
+        <w:t xml:space="preserve"> user and assign values for the order of that specific user. The system then sets the tracking status to pending by default. </w:t>
+      </w:r>
+      <w:r>
+        <w:rPr>
+          <w:noProof/>
+          <w:sz w:val="24"/>
+          <w:szCs w:val="24"/>
+        </w:rPr>
+        <w:t>Additionally,</w:t>
+      </w:r>
+      <w:r>
+        <w:rPr>
+          <w:noProof/>
+          <w:sz w:val="24"/>
+          <w:szCs w:val="24"/>
+        </w:rPr>
+        <w:t xml:space="preserve"> worked on the subtotal as well as </w:t>
+      </w:r>
+      <w:r>
+        <w:rPr>
+          <w:noProof/>
+          <w:sz w:val="24"/>
+          <w:szCs w:val="24"/>
+        </w:rPr>
+        <w:t xml:space="preserve">the </w:t>
+      </w:r>
+      <w:r>
+        <w:rPr>
+          <w:noProof/>
+          <w:sz w:val="24"/>
+          <w:szCs w:val="24"/>
+        </w:rPr>
+        <w:t xml:space="preserve">discount calculator. The system would also have two different delivery options, which would be “Delivery” or “Collection”. With every order made, the </w:t>
+      </w:r>
+      <w:r>
+        <w:rPr>
+          <w:noProof/>
+          <w:sz w:val="24"/>
+          <w:szCs w:val="24"/>
+        </w:rPr>
+        <w:t>stock</w:t>
+      </w:r>
+      <w:r>
+        <w:rPr>
+          <w:noProof/>
+          <w:sz w:val="24"/>
+          <w:szCs w:val="24"/>
+        </w:rPr>
+        <w:t xml:space="preserve"> of that Item is updated</w:t>
+      </w:r>
+      <w:r>
+        <w:rPr>
+          <w:noProof/>
+          <w:sz w:val="24"/>
+          <w:szCs w:val="24"/>
+        </w:rPr>
+        <w:t>.</w:t>
+      </w:r>
+      <w:r>
+        <w:rPr>
+          <w:noProof/>
+          <w:sz w:val="24"/>
+          <w:szCs w:val="24"/>
+        </w:rPr>
+        <w:t xml:space="preserve"> </w:t>
       </w:r>
     </w:p>
     <w:p>
@@ -6559,14 +7211,77 @@
           <w:sz w:val="24"/>
           <w:szCs w:val="24"/>
         </w:rPr>
-        <w:t>After designing the controller Logic, next thing to so was to edit the order Index so that details of the order made is fully displayed. All products in that order, Total, Status, Date and time of when the order was made etc.</w:t>
-      </w:r>
-      <w:r>
-        <w:rPr>
-          <w:sz w:val="24"/>
-          <w:szCs w:val="24"/>
-        </w:rPr>
-        <w:t xml:space="preserve"> Additionally, a navigation link was placed which would take the user back to the orders page. </w:t>
+        <w:t xml:space="preserve">After designing the controller Logic, </w:t>
+      </w:r>
+      <w:r>
+        <w:rPr>
+          <w:sz w:val="24"/>
+          <w:szCs w:val="24"/>
+        </w:rPr>
+        <w:t xml:space="preserve">the </w:t>
+      </w:r>
+      <w:r>
+        <w:rPr>
+          <w:sz w:val="24"/>
+          <w:szCs w:val="24"/>
+        </w:rPr>
+        <w:t xml:space="preserve">next thing to </w:t>
+      </w:r>
+      <w:r>
+        <w:rPr>
+          <w:sz w:val="24"/>
+          <w:szCs w:val="24"/>
+        </w:rPr>
+        <w:t>do</w:t>
+      </w:r>
+      <w:r>
+        <w:rPr>
+          <w:sz w:val="24"/>
+          <w:szCs w:val="24"/>
+        </w:rPr>
+        <w:t xml:space="preserve"> was to edit the order Index so that details of the order made </w:t>
+      </w:r>
+      <w:r>
+        <w:rPr>
+          <w:sz w:val="24"/>
+          <w:szCs w:val="24"/>
+        </w:rPr>
+        <w:t>are</w:t>
+      </w:r>
+      <w:r>
+        <w:rPr>
+          <w:sz w:val="24"/>
+          <w:szCs w:val="24"/>
+        </w:rPr>
+        <w:t xml:space="preserve"> fully displayed. All products in that order, Total, Status, Date and time of when the order was made</w:t>
+      </w:r>
+      <w:r>
+        <w:rPr>
+          <w:sz w:val="24"/>
+          <w:szCs w:val="24"/>
+        </w:rPr>
+        <w:t>,</w:t>
+      </w:r>
+      <w:r>
+        <w:rPr>
+          <w:sz w:val="24"/>
+          <w:szCs w:val="24"/>
+        </w:rPr>
+        <w:t xml:space="preserve"> etc. Additionally, a navigation link was placed</w:t>
+      </w:r>
+      <w:r>
+        <w:rPr>
+          <w:sz w:val="24"/>
+          <w:szCs w:val="24"/>
+        </w:rPr>
+        <w:t>,</w:t>
+      </w:r>
+      <w:r>
+        <w:rPr>
+          <w:sz w:val="24"/>
+          <w:szCs w:val="24"/>
+        </w:rPr>
+        <w:t xml:space="preserve"> which would take the user back to the orders page. </w:t>
       </w:r>
     </w:p>
     <w:p>
@@ -6719,7 +7434,35 @@
           <w:sz w:val="24"/>
           <w:szCs w:val="24"/>
         </w:rPr>
-        <w:t xml:space="preserve"> Producers and Admins however should have full access to the orders. The controller was edited to allow users of higher authority to access all orders. Producers would view these orders and start creating them. Admins would oversee all that happens. </w:t>
+        <w:t xml:space="preserve"> Producers and Admins</w:t>
+      </w:r>
+      <w:r>
+        <w:rPr>
+          <w:sz w:val="24"/>
+          <w:szCs w:val="24"/>
+        </w:rPr>
+        <w:t>,</w:t>
+      </w:r>
+      <w:r>
+        <w:rPr>
+          <w:sz w:val="24"/>
+          <w:szCs w:val="24"/>
+        </w:rPr>
+        <w:t xml:space="preserve"> however</w:t>
+      </w:r>
+      <w:r>
+        <w:rPr>
+          <w:sz w:val="24"/>
+          <w:szCs w:val="24"/>
+        </w:rPr>
+        <w:t>,</w:t>
+      </w:r>
+      <w:r>
+        <w:rPr>
+          <w:sz w:val="24"/>
+          <w:szCs w:val="24"/>
+        </w:rPr>
+        <w:t xml:space="preserve"> should have full access to the orders. The controller was edited to allow users of higher authority to access all orders. Producers would view these orders and start creating them. Admins would oversee all that happens. </w:t>
       </w:r>
     </w:p>
     <w:p>
@@ -6766,35 +7509,35 @@
           <w:sz w:val="24"/>
           <w:szCs w:val="24"/>
         </w:rPr>
-        <w:t>I created a new .cshtml file as well as a new controller dashboard</w:t>
-      </w:r>
-      <w:r>
-        <w:rPr>
-          <w:sz w:val="24"/>
-          <w:szCs w:val="24"/>
-        </w:rPr>
-        <w:t>. I added authorisation to allow only the producer, admin and dev to access the dashboard. Regular customers would have no way of accessing the page unless they have the log in credentials of a higher</w:t>
-      </w:r>
-      <w:r>
-        <w:rPr>
-          <w:sz w:val="24"/>
-          <w:szCs w:val="24"/>
-        </w:rPr>
-        <w:t xml:space="preserve"> </w:t>
-      </w:r>
-      <w:r>
-        <w:rPr>
-          <w:sz w:val="24"/>
-          <w:szCs w:val="24"/>
-        </w:rPr>
-        <w:t>authority</w:t>
-      </w:r>
-      <w:r>
-        <w:rPr>
-          <w:sz w:val="24"/>
-          <w:szCs w:val="24"/>
-        </w:rPr>
-        <w:t>.</w:t>
+        <w:t xml:space="preserve">I created a new .cshtml file as well as a new controller dashboard. I added authorisation to allow only the producer, admin and dev to access the dashboard. Regular customers would have no way of accessing the page unless they </w:t>
+      </w:r>
+      <w:r>
+        <w:rPr>
+          <w:sz w:val="24"/>
+          <w:szCs w:val="24"/>
+        </w:rPr>
+        <w:t>had</w:t>
+      </w:r>
+      <w:r>
+        <w:rPr>
+          <w:sz w:val="24"/>
+          <w:szCs w:val="24"/>
+        </w:rPr>
+        <w:t xml:space="preserve"> the </w:t>
+      </w:r>
+      <w:r>
+        <w:rPr>
+          <w:sz w:val="24"/>
+          <w:szCs w:val="24"/>
+        </w:rPr>
+        <w:t>login</w:t>
+      </w:r>
+      <w:r>
+        <w:rPr>
+          <w:sz w:val="24"/>
+          <w:szCs w:val="24"/>
+        </w:rPr>
+        <w:t xml:space="preserve"> credentials of a higher authority.</w:t>
       </w:r>
     </w:p>
     <w:p>
@@ -7075,14 +7818,7 @@
           <w:sz w:val="24"/>
           <w:szCs w:val="24"/>
         </w:rPr>
-        <w:t>Create a place order button which shows the user their orders on the orders page</w:t>
-      </w:r>
-      <w:r>
-        <w:rPr>
-          <w:sz w:val="24"/>
-          <w:szCs w:val="24"/>
-        </w:rPr>
-        <w:t>.</w:t>
+        <w:t>Create a place order button which shows the user their orders on the orders page.</w:t>
       </w:r>
     </w:p>
     <w:p>
@@ -7238,7 +7974,39 @@
           <w:sz w:val="24"/>
           <w:szCs w:val="24"/>
         </w:rPr>
-        <w:t>Begin adding css and javascript to the website</w:t>
+        <w:t xml:space="preserve">Begin adding </w:t>
+      </w:r>
+      <w:r>
+        <w:rPr>
+          <w:noProof/>
+          <w:sz w:val="24"/>
+          <w:szCs w:val="24"/>
+        </w:rPr>
+        <w:t>CSS</w:t>
+      </w:r>
+      <w:r>
+        <w:rPr>
+          <w:noProof/>
+          <w:sz w:val="24"/>
+          <w:szCs w:val="24"/>
+        </w:rPr>
+        <w:t xml:space="preserve"> and </w:t>
+      </w:r>
+      <w:r>
+        <w:rPr>
+          <w:noProof/>
+          <w:sz w:val="24"/>
+          <w:szCs w:val="24"/>
+        </w:rPr>
+        <w:t>JavaScript</w:t>
+      </w:r>
+      <w:r>
+        <w:rPr>
+          <w:noProof/>
+          <w:sz w:val="24"/>
+          <w:szCs w:val="24"/>
+        </w:rPr>
+        <w:t xml:space="preserve"> to the website</w:t>
       </w:r>
     </w:p>
     <w:p>
@@ -7401,16 +8169,67 @@
     </w:p>
     <w:p>
       <w:r>
-        <w:t xml:space="preserve">To Integrate the </w:t>
-      </w:r>
-      <w:r>
-        <w:t>system,</w:t>
-      </w:r>
-      <w:r>
-        <w:t xml:space="preserve"> we need to head over to Google Developer Console and Login with my Google Account and create a new project.</w:t>
-      </w:r>
-      <w:r>
-        <w:t xml:space="preserve"> After which I would add a new credential which is inside the APIs and Services menu. From this I would select my client and complete the form which essentially requires me to fill in information about the project. After which my client Id and secret are generated. I would then go back to visual studio and install an authorisation package.</w:t>
+        <w:t xml:space="preserve">To </w:t>
+      </w:r>
+      <w:r>
+        <w:t>integrate</w:t>
+      </w:r>
+      <w:r>
+        <w:t xml:space="preserve"> the system, we need to head over to Google Developer Console</w:t>
+      </w:r>
+      <w:r>
+        <w:t>,</w:t>
+      </w:r>
+      <w:r>
+        <w:t xml:space="preserve"> </w:t>
+      </w:r>
+      <w:r>
+        <w:t>log in</w:t>
+      </w:r>
+      <w:r>
+        <w:t xml:space="preserve"> with my Google Account and create a new project. After which</w:t>
+      </w:r>
+      <w:r>
+        <w:t>,</w:t>
+      </w:r>
+      <w:r>
+        <w:t xml:space="preserve"> I would add a new credential</w:t>
+      </w:r>
+      <w:r>
+        <w:t>,</w:t>
+      </w:r>
+      <w:r>
+        <w:t xml:space="preserve"> which is inside the APIs and Services menu. From this</w:t>
+      </w:r>
+      <w:r>
+        <w:t>,</w:t>
+      </w:r>
+      <w:r>
+        <w:t xml:space="preserve"> I would select my client and complete the form</w:t>
+      </w:r>
+      <w:r>
+        <w:t>,</w:t>
+      </w:r>
+      <w:r>
+        <w:t xml:space="preserve"> which essentially requires me to fill in information about the project. After which</w:t>
+      </w:r>
+      <w:r>
+        <w:t>,</w:t>
+      </w:r>
+      <w:r>
+        <w:t xml:space="preserve"> my client </w:t>
+      </w:r>
+      <w:r>
+        <w:t>ID</w:t>
+      </w:r>
+      <w:r>
+        <w:t xml:space="preserve"> and secret are generated. I would then go back to </w:t>
+      </w:r>
+      <w:r>
+        <w:t>Visual Studio</w:t>
+      </w:r>
+      <w:r>
+        <w:t xml:space="preserve"> and install an authorisation package.</w:t>
       </w:r>
     </w:p>
     <w:p>
@@ -7458,7 +8277,13 @@
     <w:p>
       <w:r>
         <w:lastRenderedPageBreak/>
-        <w:t>I then go to my appsettings.json file and import my client Id and secret</w:t>
+        <w:t xml:space="preserve">I then go to my appsettings.json file and import my client </w:t>
+      </w:r>
+      <w:r>
+        <w:t>ID</w:t>
+      </w:r>
+      <w:r>
+        <w:t xml:space="preserve"> and secret</w:t>
       </w:r>
       <w:r>
         <w:rPr>
@@ -7510,19 +8335,43 @@
         <w:rPr>
           <w:noProof/>
         </w:rPr>
-        <w:t xml:space="preserve">When we run the application we can see that we can Log in with </w:t>
-      </w:r>
-      <w:r>
-        <w:rPr>
-          <w:noProof/>
-        </w:rPr>
-        <w:t>a google account.</w:t>
-      </w:r>
-      <w:r>
-        <w:rPr>
-          <w:noProof/>
-        </w:rPr>
-        <w:t xml:space="preserve"> </w:t>
+        <w:t>When we run the application</w:t>
+      </w:r>
+      <w:r>
+        <w:rPr>
+          <w:noProof/>
+        </w:rPr>
+        <w:t>,</w:t>
+      </w:r>
+      <w:r>
+        <w:rPr>
+          <w:noProof/>
+        </w:rPr>
+        <w:t xml:space="preserve"> we can see that we can </w:t>
+      </w:r>
+      <w:r>
+        <w:rPr>
+          <w:noProof/>
+        </w:rPr>
+        <w:t>log</w:t>
+      </w:r>
+      <w:r>
+        <w:rPr>
+          <w:noProof/>
+        </w:rPr>
+        <w:t xml:space="preserve"> in with a </w:t>
+      </w:r>
+      <w:r>
+        <w:rPr>
+          <w:noProof/>
+        </w:rPr>
+        <w:t>Google</w:t>
+      </w:r>
+      <w:r>
+        <w:rPr>
+          <w:noProof/>
+        </w:rPr>
+        <w:t xml:space="preserve"> account. </w:t>
       </w:r>
       <w:r>
         <w:rPr>
@@ -7585,9 +8434,374 @@
           <w:iCs/>
           <w:u w:val="single"/>
         </w:rPr>
-        <w:t xml:space="preserve">Page creation and </w:t>
-      </w:r>
-      <w:r>
+        <w:t>Page creation and CSS Integration</w:t>
+      </w:r>
+      <w:bookmarkEnd w:id="19"/>
+    </w:p>
+    <w:p>
+      <w:pPr>
+        <w:rPr>
+          <w:i/>
+          <w:iCs/>
+          <w:sz w:val="24"/>
+          <w:szCs w:val="24"/>
+          <w:u w:val="single"/>
+        </w:rPr>
+      </w:pPr>
+      <w:r>
+        <w:rPr>
+          <w:i/>
+          <w:iCs/>
+          <w:sz w:val="24"/>
+          <w:szCs w:val="24"/>
+          <w:u w:val="single"/>
+        </w:rPr>
+        <w:t>Home Page</w:t>
+      </w:r>
+    </w:p>
+    <w:p>
+      <w:pPr>
+        <w:rPr>
+          <w:sz w:val="24"/>
+          <w:szCs w:val="24"/>
+        </w:rPr>
+      </w:pPr>
+      <w:r>
+        <w:rPr>
+          <w:sz w:val="24"/>
+          <w:szCs w:val="24"/>
+        </w:rPr>
+        <w:t>The Home page was designed and styled using CSS in line with the Figma design mockup and the style guide. The page uses the Inter font family throughout at varying weights (400, 500, 600, 700). A hero section was created featuring a headline, subtitle and two call-to-action buttons — “Shop Now” and “Meet Our Producers”. A “Fresh Picks” section was added beneath the hero to display featured product cards dynamically pulled from the database. Each card shows a category tag, product name and producer name. A “Meet Our Producers” section was added below this, displaying producer cards with their names and descriptions. Clicking a card’s View Products button routes to the Products page filtered by that producer. Light and dark mode CSS variables were applied globally</w:t>
+      </w:r>
+      <w:r>
+        <w:rPr>
+          <w:sz w:val="24"/>
+          <w:szCs w:val="24"/>
+        </w:rPr>
+        <w:t>,</w:t>
+      </w:r>
+      <w:r>
+        <w:rPr>
+          <w:sz w:val="24"/>
+          <w:szCs w:val="24"/>
+        </w:rPr>
+        <w:t xml:space="preserve"> so all colours switch correctly when the theme is toggled.</w:t>
+      </w:r>
+    </w:p>
+    <w:p>
+      <w:pPr>
+        <w:rPr>
+          <w:i/>
+          <w:iCs/>
+          <w:sz w:val="24"/>
+          <w:szCs w:val="24"/>
+          <w:u w:val="single"/>
+        </w:rPr>
+      </w:pPr>
+      <w:r>
+        <w:rPr>
+          <w:i/>
+          <w:iCs/>
+          <w:sz w:val="24"/>
+          <w:szCs w:val="24"/>
+          <w:u w:val="single"/>
+        </w:rPr>
+        <w:t>Navigation Bar</w:t>
+      </w:r>
+    </w:p>
+    <w:p>
+      <w:pPr>
+        <w:rPr>
+          <w:sz w:val="24"/>
+          <w:szCs w:val="24"/>
+        </w:rPr>
+      </w:pPr>
+      <w:r>
+        <w:rPr>
+          <w:sz w:val="24"/>
+          <w:szCs w:val="24"/>
+        </w:rPr>
+        <w:t>The navigation bar was fully styled to match the Figma design. It was given sticky positioning so it remains visible at the top of the screen as the user scrolls down the page. The GLH logo was placed on the left and links to the Home page when clicked. Navigation links (Home, Products, Our Producers, About Us, My Orders, Dashboard) were styled and given role-based visibility rules — My Orders is hidden from guests</w:t>
+      </w:r>
+      <w:r>
+        <w:rPr>
+          <w:sz w:val="24"/>
+          <w:szCs w:val="24"/>
+        </w:rPr>
+        <w:t>,</w:t>
+      </w:r>
+      <w:r>
+        <w:rPr>
+          <w:sz w:val="24"/>
+          <w:szCs w:val="24"/>
+        </w:rPr>
+        <w:t xml:space="preserve"> and Dashboard is hidden from customers. A dark/light mode toggle button was placed in the top right. A basket icon with a live badge counter was added that updates whenever an item is added or removed. An account icon was also added</w:t>
+      </w:r>
+      <w:r>
+        <w:rPr>
+          <w:sz w:val="24"/>
+          <w:szCs w:val="24"/>
+        </w:rPr>
+        <w:t>,</w:t>
+      </w:r>
+      <w:r>
+        <w:rPr>
+          <w:sz w:val="24"/>
+          <w:szCs w:val="24"/>
+        </w:rPr>
+        <w:t xml:space="preserve"> which displays login and register options for guests or account management options for authenticated users. Hover states were applied using the defined colour variables from the style guide.</w:t>
+      </w:r>
+    </w:p>
+    <w:p>
+      <w:pPr>
+        <w:rPr>
+          <w:i/>
+          <w:iCs/>
+          <w:sz w:val="24"/>
+          <w:szCs w:val="24"/>
+          <w:u w:val="single"/>
+        </w:rPr>
+      </w:pPr>
+      <w:r>
+        <w:rPr>
+          <w:i/>
+          <w:iCs/>
+          <w:sz w:val="24"/>
+          <w:szCs w:val="24"/>
+          <w:u w:val="single"/>
+        </w:rPr>
+        <w:t>Footer</w:t>
+      </w:r>
+    </w:p>
+    <w:p>
+      <w:pPr>
+        <w:rPr>
+          <w:sz w:val="24"/>
+          <w:szCs w:val="24"/>
+        </w:rPr>
+      </w:pPr>
+      <w:r>
+        <w:rPr>
+          <w:sz w:val="24"/>
+          <w:szCs w:val="24"/>
+        </w:rPr>
+        <w:t>The footer was created and added to the shared layout so it appears on every page. It includes the GLH logo</w:t>
+      </w:r>
+      <w:r>
+        <w:rPr>
+          <w:sz w:val="24"/>
+          <w:szCs w:val="24"/>
+        </w:rPr>
+        <w:t>,</w:t>
+      </w:r>
+      <w:r>
+        <w:rPr>
+          <w:sz w:val="24"/>
+          <w:szCs w:val="24"/>
+        </w:rPr>
+        <w:t xml:space="preserve"> which links back to the Home page, quick navigation links to key pages (Products, About Us, Privacy Policy, Policies), and social media icons. Hover effects </w:t>
+      </w:r>
+      <w:r>
+        <w:rPr>
+          <w:sz w:val="24"/>
+          <w:szCs w:val="24"/>
+        </w:rPr>
+        <w:lastRenderedPageBreak/>
+        <w:t>were applied to the footer links so they change from the lighter font colour to the normal font colour on hover, as defined in the style guide. Social media icons were also given hover colour changes in line with the style guide. All links in the footer were verified to open the correct pages. Social media icons were configured to open in a new tab. The footer is fully responsive and adapts to smaller screen sizes correctly.</w:t>
+      </w:r>
+    </w:p>
+    <w:p>
+      <w:pPr>
+        <w:rPr>
+          <w:i/>
+          <w:iCs/>
+          <w:sz w:val="24"/>
+          <w:szCs w:val="24"/>
+          <w:u w:val="single"/>
+        </w:rPr>
+      </w:pPr>
+      <w:r>
+        <w:rPr>
+          <w:i/>
+          <w:iCs/>
+          <w:sz w:val="24"/>
+          <w:szCs w:val="24"/>
+          <w:u w:val="single"/>
+        </w:rPr>
+        <w:t xml:space="preserve">Orders </w:t>
+      </w:r>
+    </w:p>
+    <w:p>
+      <w:pPr>
+        <w:rPr>
+          <w:sz w:val="24"/>
+          <w:szCs w:val="24"/>
+        </w:rPr>
+      </w:pPr>
+      <w:r>
+        <w:rPr>
+          <w:sz w:val="24"/>
+          <w:szCs w:val="24"/>
+        </w:rPr>
+        <w:t>The My Orders page was styled so that each order is presented as a card. The card displays the order ID, date, a list of item chips and the order total. Orders are sorted with the most recent at the top. Status badges were implemented using colour-coded styling — Delivered in Success green (#4CAF50), Processing in Warning amber (#E9B44C), and Shipped in blue (#3498db). A Reorder button was also added to each card</w:t>
+      </w:r>
+      <w:r>
+        <w:rPr>
+          <w:sz w:val="24"/>
+          <w:szCs w:val="24"/>
+        </w:rPr>
+        <w:t>,</w:t>
+      </w:r>
+      <w:r>
+        <w:rPr>
+          <w:sz w:val="24"/>
+          <w:szCs w:val="24"/>
+        </w:rPr>
+        <w:t xml:space="preserve"> allowing customers to quickly re-add all items from a past order directly back into their basket.</w:t>
+      </w:r>
+    </w:p>
+    <w:p>
+      <w:pPr>
+        <w:rPr>
+          <w:i/>
+          <w:iCs/>
+          <w:sz w:val="24"/>
+          <w:szCs w:val="24"/>
+          <w:u w:val="single"/>
+        </w:rPr>
+      </w:pPr>
+      <w:r>
+        <w:rPr>
+          <w:i/>
+          <w:iCs/>
+          <w:sz w:val="24"/>
+          <w:szCs w:val="24"/>
+          <w:u w:val="single"/>
+        </w:rPr>
+        <w:t>Producers</w:t>
+      </w:r>
+    </w:p>
+    <w:p>
+      <w:pPr>
+        <w:rPr>
+          <w:sz w:val="24"/>
+          <w:szCs w:val="24"/>
+        </w:rPr>
+      </w:pPr>
+      <w:r>
+        <w:rPr>
+          <w:sz w:val="24"/>
+          <w:szCs w:val="24"/>
+        </w:rPr>
+        <w:t xml:space="preserve">The Our Producers page was styled to display producer cards in a grid layout. Each card shows the producer’s business name, a description and a View Products button. Cards were given </w:t>
+      </w:r>
+      <w:r>
+        <w:rPr>
+          <w:sz w:val="24"/>
+          <w:szCs w:val="24"/>
+        </w:rPr>
+        <w:t xml:space="preserve">a </w:t>
+      </w:r>
+      <w:r>
+        <w:rPr>
+          <w:sz w:val="24"/>
+          <w:szCs w:val="24"/>
+        </w:rPr>
+        <w:t>30px border-radius and a drop shadow in line with the design specification. The View Products button routes to the Products page filtered to show only that producer’s products. Producer data is loaded dynamically from the Producers database table, so the page updates automatically when producers are added or modified.</w:t>
+      </w:r>
+    </w:p>
+    <w:p>
+      <w:pPr>
+        <w:rPr>
+          <w:i/>
+          <w:iCs/>
+          <w:sz w:val="24"/>
+          <w:szCs w:val="24"/>
+          <w:u w:val="single"/>
+        </w:rPr>
+      </w:pPr>
+      <w:r>
+        <w:rPr>
+          <w:i/>
+          <w:iCs/>
+          <w:sz w:val="24"/>
+          <w:szCs w:val="24"/>
+          <w:u w:val="single"/>
+        </w:rPr>
+        <w:t xml:space="preserve">Producer Dashboard </w:t>
+      </w:r>
+    </w:p>
+    <w:p>
+      <w:pPr>
+        <w:rPr>
+          <w:sz w:val="24"/>
+          <w:szCs w:val="24"/>
+        </w:rPr>
+      </w:pPr>
+      <w:r>
+        <w:rPr>
+          <w:sz w:val="24"/>
+          <w:szCs w:val="24"/>
+        </w:rPr>
+        <w:t>The Producer Dashboard was styled to provide a clean, professional overview interface. Four stats cards were added at the top</w:t>
+      </w:r>
+      <w:r>
+        <w:rPr>
+          <w:sz w:val="24"/>
+          <w:szCs w:val="24"/>
+        </w:rPr>
+        <w:t>,</w:t>
+      </w:r>
+      <w:r>
+        <w:rPr>
+          <w:sz w:val="24"/>
+          <w:szCs w:val="24"/>
+        </w:rPr>
+        <w:t xml:space="preserve"> displaying Total Revenue, Total Orders, Products Listed and Average Rating, all populated with live data from the database. A Recent Orders table was added below</w:t>
+      </w:r>
+      <w:r>
+        <w:rPr>
+          <w:sz w:val="24"/>
+          <w:szCs w:val="24"/>
+        </w:rPr>
+        <w:t>,</w:t>
+      </w:r>
+      <w:r>
+        <w:rPr>
+          <w:sz w:val="24"/>
+          <w:szCs w:val="24"/>
+        </w:rPr>
+        <w:t xml:space="preserve"> showing order ID, customer name (anonymised), items ordered, total and a colour-coded status badge. The Stock, Pricing and Orders tabs were each given dedicated styled sub-views. Stock badges correctly display In Stock (green, &gt;20 units), Low Stock (amber, &lt;20 units) and Out of Stock (red, 0 units). The entire dashboard was locked behind role-based authorisation</w:t>
+      </w:r>
+      <w:r>
+        <w:rPr>
+          <w:sz w:val="24"/>
+          <w:szCs w:val="24"/>
+        </w:rPr>
+        <w:t>,</w:t>
+      </w:r>
+      <w:r>
+        <w:rPr>
+          <w:sz w:val="24"/>
+          <w:szCs w:val="24"/>
+        </w:rPr>
+        <w:t xml:space="preserve"> so only Producers and Admins can access it.</w:t>
+      </w:r>
+    </w:p>
+    <w:p>
+      <w:pPr>
+        <w:rPr>
+          <w:i/>
+          <w:iCs/>
+          <w:sz w:val="24"/>
+          <w:szCs w:val="24"/>
+          <w:u w:val="single"/>
+        </w:rPr>
+      </w:pPr>
+    </w:p>
+    <w:p>
+      <w:pPr>
+        <w:pStyle w:val="Heading3"/>
         <w:rPr>
           <w:b/>
           <w:bCs/>
@@ -7595,160 +8809,9 @@
           <w:iCs/>
           <w:u w:val="single"/>
         </w:rPr>
-        <w:t>CSS Integration</w:t>
-      </w:r>
-      <w:bookmarkEnd w:id="19"/>
-    </w:p>
-    <w:p>
-      <w:pPr>
-        <w:rPr>
-          <w:i/>
-          <w:iCs/>
-          <w:sz w:val="24"/>
-          <w:szCs w:val="24"/>
-          <w:u w:val="single"/>
-        </w:rPr>
-      </w:pPr>
-      <w:r>
-        <w:rPr>
-          <w:i/>
-          <w:iCs/>
-          <w:sz w:val="24"/>
-          <w:szCs w:val="24"/>
-          <w:u w:val="single"/>
-        </w:rPr>
-        <w:t xml:space="preserve">Home </w:t>
-      </w:r>
-      <w:r>
-        <w:rPr>
-          <w:i/>
-          <w:iCs/>
-          <w:sz w:val="24"/>
-          <w:szCs w:val="24"/>
-          <w:u w:val="single"/>
-        </w:rPr>
-        <w:t>Page</w:t>
-      </w:r>
-    </w:p>
-    <w:p>
-      <w:pPr>
-        <w:rPr>
-          <w:i/>
-          <w:iCs/>
-          <w:sz w:val="24"/>
-          <w:szCs w:val="24"/>
-          <w:u w:val="single"/>
-        </w:rPr>
-      </w:pPr>
-      <w:r>
-        <w:rPr>
-          <w:i/>
-          <w:iCs/>
-          <w:sz w:val="24"/>
-          <w:szCs w:val="24"/>
-          <w:u w:val="single"/>
-        </w:rPr>
-        <w:t>Navigation Bar</w:t>
-      </w:r>
-    </w:p>
-    <w:p>
-      <w:pPr>
-        <w:rPr>
-          <w:i/>
-          <w:iCs/>
-          <w:sz w:val="24"/>
-          <w:szCs w:val="24"/>
-          <w:u w:val="single"/>
-        </w:rPr>
-      </w:pPr>
-      <w:r>
-        <w:rPr>
-          <w:i/>
-          <w:iCs/>
-          <w:sz w:val="24"/>
-          <w:szCs w:val="24"/>
-          <w:u w:val="single"/>
-        </w:rPr>
-        <w:t>Footer</w:t>
-      </w:r>
-    </w:p>
-    <w:p>
-      <w:pPr>
-        <w:rPr>
-          <w:i/>
-          <w:iCs/>
-          <w:sz w:val="24"/>
-          <w:szCs w:val="24"/>
-          <w:u w:val="single"/>
-        </w:rPr>
-      </w:pPr>
-      <w:r>
-        <w:rPr>
-          <w:i/>
-          <w:iCs/>
-          <w:sz w:val="24"/>
-          <w:szCs w:val="24"/>
-          <w:u w:val="single"/>
-        </w:rPr>
-        <w:t xml:space="preserve">Orders </w:t>
-      </w:r>
-    </w:p>
-    <w:p>
-      <w:pPr>
-        <w:rPr>
-          <w:i/>
-          <w:iCs/>
-          <w:sz w:val="24"/>
-          <w:szCs w:val="24"/>
-          <w:u w:val="single"/>
-        </w:rPr>
-      </w:pPr>
-      <w:r>
-        <w:rPr>
-          <w:i/>
-          <w:iCs/>
-          <w:sz w:val="24"/>
-          <w:szCs w:val="24"/>
-          <w:u w:val="single"/>
-        </w:rPr>
-        <w:t>Producers</w:t>
-      </w:r>
-    </w:p>
-    <w:p>
-      <w:pPr>
-        <w:rPr>
-          <w:i/>
-          <w:iCs/>
-          <w:sz w:val="24"/>
-          <w:szCs w:val="24"/>
-          <w:u w:val="single"/>
-        </w:rPr>
-      </w:pPr>
-      <w:r>
-        <w:rPr>
-          <w:i/>
-          <w:iCs/>
-          <w:sz w:val="24"/>
-          <w:szCs w:val="24"/>
-          <w:u w:val="single"/>
-        </w:rPr>
-        <w:t xml:space="preserve">Producer Dashboard </w:t>
-      </w:r>
-    </w:p>
-    <w:p>
-      <w:pPr>
-        <w:rPr>
-          <w:i/>
-          <w:iCs/>
-          <w:sz w:val="24"/>
-          <w:szCs w:val="24"/>
-          <w:u w:val="single"/>
-        </w:rPr>
-      </w:pPr>
-    </w:p>
-    <w:p>
-      <w:pPr>
-        <w:pStyle w:val="Heading3"/>
+      </w:pPr>
+      <w:bookmarkStart w:id="20" w:name="_Toc227319266"/>
+      <w:r>
         <w:rPr>
           <w:b/>
           <w:bCs/>
@@ -7756,9 +8819,119 @@
           <w:iCs/>
           <w:u w:val="single"/>
         </w:rPr>
-      </w:pPr>
-      <w:bookmarkStart w:id="20" w:name="_Toc227319266"/>
-      <w:r>
+        <w:t>Extra Functionality</w:t>
+      </w:r>
+      <w:bookmarkEnd w:id="20"/>
+    </w:p>
+    <w:p>
+      <w:pPr>
+        <w:rPr>
+          <w:i/>
+          <w:iCs/>
+          <w:sz w:val="24"/>
+          <w:szCs w:val="24"/>
+          <w:u w:val="single"/>
+        </w:rPr>
+      </w:pPr>
+      <w:r>
+        <w:rPr>
+          <w:i/>
+          <w:iCs/>
+          <w:sz w:val="24"/>
+          <w:szCs w:val="24"/>
+          <w:u w:val="single"/>
+        </w:rPr>
+        <w:t xml:space="preserve">Products </w:t>
+      </w:r>
+    </w:p>
+    <w:p>
+      <w:pPr>
+        <w:rPr>
+          <w:sz w:val="24"/>
+          <w:szCs w:val="24"/>
+        </w:rPr>
+      </w:pPr>
+      <w:r>
+        <w:rPr>
+          <w:sz w:val="24"/>
+          <w:szCs w:val="24"/>
+        </w:rPr>
+        <w:t>Additional functionality was added to the Products page. A live search bar was implemented so the product grid filters in real time as the user types, with a “No products found” message shown when there are no matching results. Category filter checkboxes were added so users can filter products by category, with multiple categories selectable at once. A sort dropdown was added with options for Newest, Price: Low to High, Price: High to Low, and Rating. Out-of-stock products now display an “Out of Stock” badge</w:t>
+      </w:r>
+      <w:r>
+        <w:rPr>
+          <w:sz w:val="24"/>
+          <w:szCs w:val="24"/>
+        </w:rPr>
+        <w:t>,</w:t>
+      </w:r>
+      <w:r>
+        <w:rPr>
+          <w:sz w:val="24"/>
+          <w:szCs w:val="24"/>
+        </w:rPr>
+        <w:t xml:space="preserve"> and the Add to Basket button is disabled for those items. Product images were coded and are now correctly </w:t>
+      </w:r>
+      <w:r>
+        <w:rPr>
+          <w:sz w:val="24"/>
+          <w:szCs w:val="24"/>
+        </w:rPr>
+        <w:lastRenderedPageBreak/>
+        <w:t>displayed on each product card. A star rating display was also added to each card. The code across the Products controller and views was also commented throughout for clarity.</w:t>
+      </w:r>
+    </w:p>
+    <w:p>
+      <w:pPr>
+        <w:rPr>
+          <w:i/>
+          <w:iCs/>
+          <w:sz w:val="24"/>
+          <w:szCs w:val="24"/>
+          <w:u w:val="single"/>
+        </w:rPr>
+      </w:pPr>
+      <w:r>
+        <w:rPr>
+          <w:i/>
+          <w:iCs/>
+          <w:sz w:val="24"/>
+          <w:szCs w:val="24"/>
+          <w:u w:val="single"/>
+        </w:rPr>
+        <w:t xml:space="preserve">Basket </w:t>
+      </w:r>
+    </w:p>
+    <w:p>
+      <w:pPr>
+        <w:rPr>
+          <w:sz w:val="24"/>
+          <w:szCs w:val="24"/>
+        </w:rPr>
+      </w:pPr>
+      <w:r>
+        <w:rPr>
+          <w:sz w:val="24"/>
+          <w:szCs w:val="24"/>
+        </w:rPr>
+        <w:t>Additional basket functionality was completed. Quantity increment and decrement buttons (+ and −) were added to each basket item so users can adjust the quantity directly from the basket page. Decrementing a quantity to zero automatically removes the item from the basket. A remove button (✕) was also added to each basket item for direct removal. The Order Summary panel was implemented to show the subtotal, delivery fee (£3.99 standard, free for orders over £50) and the total cost, all updating in real time as quantities change. A Continue Shopping button was added that routes back to the Products page without clearing the basket. Comments were added throughout the basket controller and views to document the logic clearly.</w:t>
+      </w:r>
+    </w:p>
+    <w:p>
+      <w:pPr>
+        <w:rPr>
+          <w:i/>
+          <w:iCs/>
+          <w:sz w:val="24"/>
+          <w:szCs w:val="24"/>
+          <w:u w:val="single"/>
+        </w:rPr>
+      </w:pPr>
+    </w:p>
+    <w:p/>
+    <w:p>
+      <w:pPr>
+        <w:pStyle w:val="Heading3"/>
         <w:rPr>
           <w:b/>
           <w:bCs/>
@@ -7766,67 +8939,9 @@
           <w:iCs/>
           <w:u w:val="single"/>
         </w:rPr>
-        <w:t>Extra Functionality</w:t>
-      </w:r>
-      <w:bookmarkEnd w:id="20"/>
-    </w:p>
-    <w:p>
-      <w:pPr>
-        <w:rPr>
-          <w:i/>
-          <w:iCs/>
-          <w:sz w:val="24"/>
-          <w:szCs w:val="24"/>
-          <w:u w:val="single"/>
-        </w:rPr>
-      </w:pPr>
-      <w:r>
-        <w:rPr>
-          <w:i/>
-          <w:iCs/>
-          <w:sz w:val="24"/>
-          <w:szCs w:val="24"/>
-          <w:u w:val="single"/>
-        </w:rPr>
-        <w:t xml:space="preserve">Products </w:t>
-      </w:r>
-    </w:p>
-    <w:p>
-      <w:pPr>
-        <w:rPr>
-          <w:i/>
-          <w:iCs/>
-          <w:sz w:val="24"/>
-          <w:szCs w:val="24"/>
-          <w:u w:val="single"/>
-        </w:rPr>
-      </w:pPr>
-      <w:r>
-        <w:rPr>
-          <w:i/>
-          <w:iCs/>
-          <w:sz w:val="24"/>
-          <w:szCs w:val="24"/>
-          <w:u w:val="single"/>
-        </w:rPr>
-        <w:t xml:space="preserve">Basket </w:t>
-      </w:r>
-    </w:p>
-    <w:p>
-      <w:pPr>
-        <w:rPr>
-          <w:i/>
-          <w:iCs/>
-          <w:sz w:val="24"/>
-          <w:szCs w:val="24"/>
-          <w:u w:val="single"/>
-        </w:rPr>
-      </w:pPr>
-    </w:p>
-    <w:p/>
-    <w:p>
-      <w:pPr>
-        <w:pStyle w:val="Heading3"/>
+      </w:pPr>
+      <w:bookmarkStart w:id="21" w:name="_Toc227319267"/>
+      <w:r>
         <w:rPr>
           <w:b/>
           <w:bCs/>
@@ -7834,9 +8949,64 @@
           <w:iCs/>
           <w:u w:val="single"/>
         </w:rPr>
-      </w:pPr>
-      <w:bookmarkStart w:id="21" w:name="_Toc227319267"/>
-      <w:r>
+        <w:t>Loyalty Program</w:t>
+      </w:r>
+      <w:bookmarkEnd w:id="21"/>
+    </w:p>
+    <w:p>
+      <w:pPr>
+        <w:rPr>
+          <w:i/>
+          <w:iCs/>
+          <w:sz w:val="24"/>
+          <w:szCs w:val="24"/>
+          <w:u w:val="single"/>
+        </w:rPr>
+      </w:pPr>
+      <w:r>
+        <w:rPr>
+          <w:i/>
+          <w:iCs/>
+          <w:sz w:val="24"/>
+          <w:szCs w:val="24"/>
+          <w:u w:val="single"/>
+        </w:rPr>
+        <w:t>Loyalty Page</w:t>
+      </w:r>
+    </w:p>
+    <w:p>
+      <w:pPr>
+        <w:rPr>
+          <w:sz w:val="24"/>
+          <w:szCs w:val="24"/>
+        </w:rPr>
+      </w:pPr>
+      <w:r>
+        <w:rPr>
+          <w:sz w:val="24"/>
+          <w:szCs w:val="24"/>
+        </w:rPr>
+        <w:t>A Loyalty page was designed and built to explain the Greenfield Local Hub loyalty programme to customers. The page outlines how the scheme works, the benefits of membership and the terms and conditions associated with discount codes. Discount codes are stored in the Discounts database table, each with a unique code, discount percentage, expiry date and an IsActive flag to control whether the code can still be used. The Discount model was also updated to include MaxUses and UsedCount fields so that codes cannot be reused beyond their intended limit. The basket checkout process was updated to allow customers to enter a discount code</w:t>
+      </w:r>
+      <w:r>
+        <w:rPr>
+          <w:sz w:val="24"/>
+          <w:szCs w:val="24"/>
+        </w:rPr>
+        <w:t>,</w:t>
+      </w:r>
+      <w:r>
+        <w:rPr>
+          <w:sz w:val="24"/>
+          <w:szCs w:val="24"/>
+        </w:rPr>
+        <w:t xml:space="preserve"> which is validated against the database and applied as a line item in the Order Summary if valid. The loyalty page was linked in both the navigation bar and the footer.</w:t>
+      </w:r>
+    </w:p>
+    <w:p/>
+    <w:p>
+      <w:pPr>
+        <w:pStyle w:val="Heading3"/>
         <w:rPr>
           <w:b/>
           <w:bCs/>
@@ -7844,45 +9014,9 @@
           <w:iCs/>
           <w:u w:val="single"/>
         </w:rPr>
-        <w:t>Loyalty Program</w:t>
-      </w:r>
-      <w:bookmarkEnd w:id="21"/>
-    </w:p>
-    <w:p>
-      <w:pPr>
-        <w:rPr>
-          <w:i/>
-          <w:iCs/>
-          <w:sz w:val="24"/>
-          <w:szCs w:val="24"/>
-          <w:u w:val="single"/>
-        </w:rPr>
-      </w:pPr>
-      <w:r>
-        <w:rPr>
-          <w:i/>
-          <w:iCs/>
-          <w:sz w:val="24"/>
-          <w:szCs w:val="24"/>
-          <w:u w:val="single"/>
-        </w:rPr>
-        <w:t xml:space="preserve">Loyalty </w:t>
-      </w:r>
-      <w:r>
-        <w:rPr>
-          <w:i/>
-          <w:iCs/>
-          <w:sz w:val="24"/>
-          <w:szCs w:val="24"/>
-          <w:u w:val="single"/>
-        </w:rPr>
-        <w:t>Page</w:t>
-      </w:r>
-    </w:p>
-    <w:p/>
-    <w:p>
-      <w:pPr>
-        <w:pStyle w:val="Heading3"/>
+      </w:pPr>
+      <w:bookmarkStart w:id="22" w:name="_Toc227319268"/>
+      <w:r>
         <w:rPr>
           <w:b/>
           <w:bCs/>
@@ -7890,8 +9024,9 @@
           <w:iCs/>
           <w:u w:val="single"/>
         </w:rPr>
-      </w:pPr>
-      <w:bookmarkStart w:id="22" w:name="_Toc227319268"/>
+        <w:t>Accessibility Settings</w:t>
+      </w:r>
+      <w:bookmarkEnd w:id="22"/>
       <w:r>
         <w:rPr>
           <w:b/>
@@ -7900,18 +9035,102 @@
           <w:iCs/>
           <w:u w:val="single"/>
         </w:rPr>
-        <w:t>Accessibility Settings</w:t>
-      </w:r>
-      <w:bookmarkEnd w:id="22"/>
-      <w:r>
-        <w:rPr>
-          <w:b/>
-          <w:bCs/>
-          <w:i/>
-          <w:iCs/>
-          <w:u w:val="single"/>
-        </w:rPr>
         <w:t xml:space="preserve"> </w:t>
+      </w:r>
+    </w:p>
+    <w:p>
+      <w:pPr>
+        <w:rPr>
+          <w:sz w:val="24"/>
+          <w:szCs w:val="24"/>
+        </w:rPr>
+      </w:pPr>
+      <w:r>
+        <w:rPr>
+          <w:sz w:val="24"/>
+          <w:szCs w:val="24"/>
+        </w:rPr>
+        <w:t xml:space="preserve">An Accessibility settings panel was designed and implemented, accessible via the account icon in the navigation bar. The panel allows users to adjust text size scaling, which increases or decreases font sizes across the website without breaking layouts. The dark/light mode toggle was linked </w:t>
+      </w:r>
+      <w:r>
+        <w:rPr>
+          <w:sz w:val="24"/>
+          <w:szCs w:val="24"/>
+        </w:rPr>
+        <w:t>to</w:t>
+      </w:r>
+      <w:r>
+        <w:rPr>
+          <w:sz w:val="24"/>
+          <w:szCs w:val="24"/>
+        </w:rPr>
+        <w:t xml:space="preserve"> the accessibility settings as well as remaining available directly in the navigation bar. All interactive elements were made keyboard-navigable with visible focus rings styled in the Interactive Normal colour from the style guide, meeting WCAG accessibility standards. All product images and decorative images were given descriptive alt text. Colour contrast was reviewed across the website to ensure compliance with WCAG AA (minimum 4.5:1 contrast ratio). </w:t>
+      </w:r>
+      <w:proofErr w:type="gramStart"/>
+      <w:r>
+        <w:rPr>
+          <w:sz w:val="24"/>
+          <w:szCs w:val="24"/>
+        </w:rPr>
+        <w:t>A cookies</w:t>
+      </w:r>
+      <w:proofErr w:type="gramEnd"/>
+      <w:r>
+        <w:rPr>
+          <w:sz w:val="24"/>
+          <w:szCs w:val="24"/>
+        </w:rPr>
+        <w:t xml:space="preserve"> consent </w:t>
+      </w:r>
+      <w:r>
+        <w:rPr>
+          <w:sz w:val="24"/>
+          <w:szCs w:val="24"/>
+        </w:rPr>
+        <w:t>pop-up</w:t>
+      </w:r>
+      <w:r>
+        <w:rPr>
+          <w:sz w:val="24"/>
+          <w:szCs w:val="24"/>
+        </w:rPr>
+        <w:t xml:space="preserve"> was also created</w:t>
+      </w:r>
+      <w:r>
+        <w:rPr>
+          <w:sz w:val="24"/>
+          <w:szCs w:val="24"/>
+        </w:rPr>
+        <w:t>,</w:t>
+      </w:r>
+      <w:r>
+        <w:rPr>
+          <w:sz w:val="24"/>
+          <w:szCs w:val="24"/>
+        </w:rPr>
+        <w:t xml:space="preserve"> which appears on </w:t>
+      </w:r>
+      <w:r>
+        <w:rPr>
+          <w:sz w:val="24"/>
+          <w:szCs w:val="24"/>
+        </w:rPr>
+        <w:t xml:space="preserve">the </w:t>
+      </w:r>
+      <w:r>
+        <w:rPr>
+          <w:sz w:val="24"/>
+          <w:szCs w:val="24"/>
+        </w:rPr>
+        <w:t xml:space="preserve">first visit, storing the user’s preference (Accept All or Decline All) so it does not reappear on subsequent visits unless cookies are cleared. The responsive design of the website was finalised and tested across different viewport sizes, with navigation collapsing </w:t>
+      </w:r>
+      <w:r>
+        <w:rPr>
+          <w:sz w:val="24"/>
+          <w:szCs w:val="24"/>
+        </w:rPr>
+        <w:lastRenderedPageBreak/>
+        <w:t>to a mobile-friendly layout, product grids reflowing appropriately and all buttons meeting minimum tap target sizes of 44x44px. Code across all newly created and edited files was commented thoroughly to document what each section does.</w:t>
       </w:r>
     </w:p>
     <w:p>
@@ -7935,7 +9154,7 @@
 </file>
 
 <file path=word/endnotes.xml><?xml version="1.0" encoding="utf-8"?>
-<w:endnotes xmlns:wpc="http://schemas.microsoft.com/office/word/2010/wordprocessingCanvas" xmlns:cx="http://schemas.microsoft.com/office/drawing/2014/chartex" xmlns:cx1="http://schemas.microsoft.com/office/drawing/2015/9/8/chartex" xmlns:cx2="http://schemas.microsoft.com/office/drawing/2015/10/21/chartex" xmlns:cx3="http://schemas.microsoft.com/office/drawing/2016/5/9/chartex" xmlns:cx4="http://schemas.microsoft.com/office/drawing/2016/5/10/chartex" xmlns:cx5="http://schemas.microsoft.com/office/drawing/2016/5/11/chartex" xmlns:cx6="http://schemas.microsoft.com/office/drawing/2016/5/12/chartex" xmlns:cx7="http://schemas.microsoft.com/office/drawing/2016/5/13/chartex" xmlns:cx8="http://schemas.microsoft.com/office/drawing/2016/5/14/chartex" xmlns:mc="http://schemas.openxmlformats.org/markup-compatibility/2006" xmlns:aink="http://schemas.microsoft.com/office/drawing/2016/ink" xmlns:am3d="http://schemas.microsoft.com/office/drawing/2017/model3d" xmlns:o="urn:schemas-microsoft-com:office:office" xmlns:r="http://schemas.openxmlformats.org/officeDocument/2006/relationships" xmlns:m="http://schemas.openxmlformats.org/officeDocument/2006/math" xmlns:v="urn:schemas-microsoft-com:vml" xmlns:wp14="http://schemas.microsoft.com/office/word/2010/wordprocessingDrawing" xmlns:wp="http://schemas.openxmlformats.org/drawingml/2006/wordprocessingDrawing" xmlns:w10="urn:schemas-microsoft-com:office:word" xmlns:w="http://schemas.openxmlformats.org/wordprocessingml/2006/main" xmlns:w14="http://schemas.microsoft.com/office/word/2010/wordml" xmlns:w15="http://schemas.microsoft.com/office/word/2012/wordml" xmlns:w16cex="http://schemas.microsoft.com/office/word/2018/wordml/cex" xmlns:w16cid="http://schemas.microsoft.com/office/word/2016/wordml/cid" xmlns:w16="http://schemas.microsoft.com/office/word/2018/wordml" xmlns:w16sdtdh="http://schemas.microsoft.com/office/word/2020/wordml/sdtdatahash" xmlns:w16se="http://schemas.microsoft.com/office/word/2015/wordml/symex" xmlns:wpg="http://schemas.microsoft.com/office/word/2010/wordprocessingGroup" xmlns:wpi="http://schemas.microsoft.com/office/word/2010/wordprocessingInk" xmlns:wne="http://schemas.microsoft.com/office/word/2006/wordml" xmlns:wps="http://schemas.microsoft.com/office/word/2010/wordprocessingShape" mc:Ignorable="w14 w15 w16se w16cid w16 w16cex w16sdtdh wp14">
+<w:endnotes xmlns:wpc="http://schemas.microsoft.com/office/word/2010/wordprocessingCanvas" xmlns:cx="http://schemas.microsoft.com/office/drawing/2014/chartex" xmlns:cx1="http://schemas.microsoft.com/office/drawing/2015/9/8/chartex" xmlns:cx2="http://schemas.microsoft.com/office/drawing/2015/10/21/chartex" xmlns:cx3="http://schemas.microsoft.com/office/drawing/2016/5/9/chartex" xmlns:cx4="http://schemas.microsoft.com/office/drawing/2016/5/10/chartex" xmlns:cx5="http://schemas.microsoft.com/office/drawing/2016/5/11/chartex" xmlns:cx6="http://schemas.microsoft.com/office/drawing/2016/5/12/chartex" xmlns:cx7="http://schemas.microsoft.com/office/drawing/2016/5/13/chartex" xmlns:cx8="http://schemas.microsoft.com/office/drawing/2016/5/14/chartex" xmlns:mc="http://schemas.openxmlformats.org/markup-compatibility/2006" xmlns:aink="http://schemas.microsoft.com/office/drawing/2016/ink" xmlns:am3d="http://schemas.microsoft.com/office/drawing/2017/model3d" xmlns:o="urn:schemas-microsoft-com:office:office" xmlns:oel="http://schemas.microsoft.com/office/2019/extlst" xmlns:r="http://schemas.openxmlformats.org/officeDocument/2006/relationships" xmlns:m="http://schemas.openxmlformats.org/officeDocument/2006/math" xmlns:v="urn:schemas-microsoft-com:vml" xmlns:wp14="http://schemas.microsoft.com/office/word/2010/wordprocessingDrawing" xmlns:wp="http://schemas.openxmlformats.org/drawingml/2006/wordprocessingDrawing" xmlns:w10="urn:schemas-microsoft-com:office:word" xmlns:w="http://schemas.openxmlformats.org/wordprocessingml/2006/main" xmlns:w14="http://schemas.microsoft.com/office/word/2010/wordml" xmlns:w15="http://schemas.microsoft.com/office/word/2012/wordml" xmlns:w16cex="http://schemas.microsoft.com/office/word/2018/wordml/cex" xmlns:w16cid="http://schemas.microsoft.com/office/word/2016/wordml/cid" xmlns:w16="http://schemas.microsoft.com/office/word/2018/wordml" xmlns:w16du="http://schemas.microsoft.com/office/word/2023/wordml/word16du" xmlns:w16sdtdh="http://schemas.microsoft.com/office/word/2020/wordml/sdtdatahash" xmlns:w16sdtfl="http://schemas.microsoft.com/office/word/2024/wordml/sdtformatlock" xmlns:w16se="http://schemas.microsoft.com/office/word/2015/wordml/symex" xmlns:wpg="http://schemas.microsoft.com/office/word/2010/wordprocessingGroup" xmlns:wpi="http://schemas.microsoft.com/office/word/2010/wordprocessingInk" xmlns:wne="http://schemas.microsoft.com/office/word/2006/wordml" xmlns:wps="http://schemas.microsoft.com/office/word/2010/wordprocessingShape" mc:Ignorable="w14 w15 w16se w16cid w16 w16cex w16sdtdh w16sdtfl w16du wp14">
   <w:endnote w:type="separator" w:id="-1">
     <w:p>
       <w:pPr>
@@ -7960,7 +9179,7 @@
 </file>
 
 <file path=word/footnotes.xml><?xml version="1.0" encoding="utf-8"?>
-<w:footnotes xmlns:wpc="http://schemas.microsoft.com/office/word/2010/wordprocessingCanvas" xmlns:cx="http://schemas.microsoft.com/office/drawing/2014/chartex" xmlns:cx1="http://schemas.microsoft.com/office/drawing/2015/9/8/chartex" xmlns:cx2="http://schemas.microsoft.com/office/drawing/2015/10/21/chartex" xmlns:cx3="http://schemas.microsoft.com/office/drawing/2016/5/9/chartex" xmlns:cx4="http://schemas.microsoft.com/office/drawing/2016/5/10/chartex" xmlns:cx5="http://schemas.microsoft.com/office/drawing/2016/5/11/chartex" xmlns:cx6="http://schemas.microsoft.com/office/drawing/2016/5/12/chartex" xmlns:cx7="http://schemas.microsoft.com/office/drawing/2016/5/13/chartex" xmlns:cx8="http://schemas.microsoft.com/office/drawing/2016/5/14/chartex" xmlns:mc="http://schemas.openxmlformats.org/markup-compatibility/2006" xmlns:aink="http://schemas.microsoft.com/office/drawing/2016/ink" xmlns:am3d="http://schemas.microsoft.com/office/drawing/2017/model3d" xmlns:o="urn:schemas-microsoft-com:office:office" xmlns:r="http://schemas.openxmlformats.org/officeDocument/2006/relationships" xmlns:m="http://schemas.openxmlformats.org/officeDocument/2006/math" xmlns:v="urn:schemas-microsoft-com:vml" xmlns:wp14="http://schemas.microsoft.com/office/word/2010/wordprocessingDrawing" xmlns:wp="http://schemas.openxmlformats.org/drawingml/2006/wordprocessingDrawing" xmlns:w10="urn:schemas-microsoft-com:office:word" xmlns:w="http://schemas.openxmlformats.org/wordprocessingml/2006/main" xmlns:w14="http://schemas.microsoft.com/office/word/2010/wordml" xmlns:w15="http://schemas.microsoft.com/office/word/2012/wordml" xmlns:w16cex="http://schemas.microsoft.com/office/word/2018/wordml/cex" xmlns:w16cid="http://schemas.microsoft.com/office/word/2016/wordml/cid" xmlns:w16="http://schemas.microsoft.com/office/word/2018/wordml" xmlns:w16sdtdh="http://schemas.microsoft.com/office/word/2020/wordml/sdtdatahash" xmlns:w16se="http://schemas.microsoft.com/office/word/2015/wordml/symex" xmlns:wpg="http://schemas.microsoft.com/office/word/2010/wordprocessingGroup" xmlns:wpi="http://schemas.microsoft.com/office/word/2010/wordprocessingInk" xmlns:wne="http://schemas.microsoft.com/office/word/2006/wordml" xmlns:wps="http://schemas.microsoft.com/office/word/2010/wordprocessingShape" mc:Ignorable="w14 w15 w16se w16cid w16 w16cex w16sdtdh wp14">
+<w:footnotes xmlns:wpc="http://schemas.microsoft.com/office/word/2010/wordprocessingCanvas" xmlns:cx="http://schemas.microsoft.com/office/drawing/2014/chartex" xmlns:cx1="http://schemas.microsoft.com/office/drawing/2015/9/8/chartex" xmlns:cx2="http://schemas.microsoft.com/office/drawing/2015/10/21/chartex" xmlns:cx3="http://schemas.microsoft.com/office/drawing/2016/5/9/chartex" xmlns:cx4="http://schemas.microsoft.com/office/drawing/2016/5/10/chartex" xmlns:cx5="http://schemas.microsoft.com/office/drawing/2016/5/11/chartex" xmlns:cx6="http://schemas.microsoft.com/office/drawing/2016/5/12/chartex" xmlns:cx7="http://schemas.microsoft.com/office/drawing/2016/5/13/chartex" xmlns:cx8="http://schemas.microsoft.com/office/drawing/2016/5/14/chartex" xmlns:mc="http://schemas.openxmlformats.org/markup-compatibility/2006" xmlns:aink="http://schemas.microsoft.com/office/drawing/2016/ink" xmlns:am3d="http://schemas.microsoft.com/office/drawing/2017/model3d" xmlns:o="urn:schemas-microsoft-com:office:office" xmlns:oel="http://schemas.microsoft.com/office/2019/extlst" xmlns:r="http://schemas.openxmlformats.org/officeDocument/2006/relationships" xmlns:m="http://schemas.openxmlformats.org/officeDocument/2006/math" xmlns:v="urn:schemas-microsoft-com:vml" xmlns:wp14="http://schemas.microsoft.com/office/word/2010/wordprocessingDrawing" xmlns:wp="http://schemas.openxmlformats.org/drawingml/2006/wordprocessingDrawing" xmlns:w10="urn:schemas-microsoft-com:office:word" xmlns:w="http://schemas.openxmlformats.org/wordprocessingml/2006/main" xmlns:w14="http://schemas.microsoft.com/office/word/2010/wordml" xmlns:w15="http://schemas.microsoft.com/office/word/2012/wordml" xmlns:w16cex="http://schemas.microsoft.com/office/word/2018/wordml/cex" xmlns:w16cid="http://schemas.microsoft.com/office/word/2016/wordml/cid" xmlns:w16="http://schemas.microsoft.com/office/word/2018/wordml" xmlns:w16du="http://schemas.microsoft.com/office/word/2023/wordml/word16du" xmlns:w16sdtdh="http://schemas.microsoft.com/office/word/2020/wordml/sdtdatahash" xmlns:w16sdtfl="http://schemas.microsoft.com/office/word/2024/wordml/sdtformatlock" xmlns:w16se="http://schemas.microsoft.com/office/word/2015/wordml/symex" xmlns:wpg="http://schemas.microsoft.com/office/word/2010/wordprocessingGroup" xmlns:wpi="http://schemas.microsoft.com/office/word/2010/wordprocessingInk" xmlns:wne="http://schemas.microsoft.com/office/word/2006/wordml" xmlns:wps="http://schemas.microsoft.com/office/word/2010/wordprocessingShape" mc:Ignorable="w14 w15 w16se w16cid w16 w16cex w16sdtdh w16sdtfl w16du wp14">
   <w:footnote w:type="separator" w:id="-1">
     <w:p>
       <w:pPr>
@@ -7985,7 +9204,7 @@
 </file>
 
 <file path=word/numbering.xml><?xml version="1.0" encoding="utf-8"?>
-<w:numbering xmlns:wpc="http://schemas.microsoft.com/office/word/2010/wordprocessingCanvas" xmlns:cx="http://schemas.microsoft.com/office/drawing/2014/chartex" xmlns:cx1="http://schemas.microsoft.com/office/drawing/2015/9/8/chartex" xmlns:cx2="http://schemas.microsoft.com/office/drawing/2015/10/21/chartex" xmlns:cx3="http://schemas.microsoft.com/office/drawing/2016/5/9/chartex" xmlns:cx4="http://schemas.microsoft.com/office/drawing/2016/5/10/chartex" xmlns:cx5="http://schemas.microsoft.com/office/drawing/2016/5/11/chartex" xmlns:cx6="http://schemas.microsoft.com/office/drawing/2016/5/12/chartex" xmlns:cx7="http://schemas.microsoft.com/office/drawing/2016/5/13/chartex" xmlns:cx8="http://schemas.microsoft.com/office/drawing/2016/5/14/chartex" xmlns:mc="http://schemas.openxmlformats.org/markup-compatibility/2006" xmlns:aink="http://schemas.microsoft.com/office/drawing/2016/ink" xmlns:am3d="http://schemas.microsoft.com/office/drawing/2017/model3d" xmlns:o="urn:schemas-microsoft-com:office:office" xmlns:r="http://schemas.openxmlformats.org/officeDocument/2006/relationships" xmlns:m="http://schemas.openxmlformats.org/officeDocument/2006/math" xmlns:v="urn:schemas-microsoft-com:vml" xmlns:wp14="http://schemas.microsoft.com/office/word/2010/wordprocessingDrawing" xmlns:wp="http://schemas.openxmlformats.org/drawingml/2006/wordprocessingDrawing" xmlns:w10="urn:schemas-microsoft-com:office:word" xmlns:w="http://schemas.openxmlformats.org/wordprocessingml/2006/main" xmlns:w14="http://schemas.microsoft.com/office/word/2010/wordml" xmlns:w15="http://schemas.microsoft.com/office/word/2012/wordml" xmlns:w16cex="http://schemas.microsoft.com/office/word/2018/wordml/cex" xmlns:w16cid="http://schemas.microsoft.com/office/word/2016/wordml/cid" xmlns:w16="http://schemas.microsoft.com/office/word/2018/wordml" xmlns:w16sdtdh="http://schemas.microsoft.com/office/word/2020/wordml/sdtdatahash" xmlns:w16se="http://schemas.microsoft.com/office/word/2015/wordml/symex" xmlns:wpg="http://schemas.microsoft.com/office/word/2010/wordprocessingGroup" xmlns:wpi="http://schemas.microsoft.com/office/word/2010/wordprocessingInk" xmlns:wne="http://schemas.microsoft.com/office/word/2006/wordml" xmlns:wps="http://schemas.microsoft.com/office/word/2010/wordprocessingShape" mc:Ignorable="w14 w15 w16se w16cid w16 w16cex w16sdtdh wp14">
+<w:numbering xmlns:wpc="http://schemas.microsoft.com/office/word/2010/wordprocessingCanvas" xmlns:cx="http://schemas.microsoft.com/office/drawing/2014/chartex" xmlns:cx1="http://schemas.microsoft.com/office/drawing/2015/9/8/chartex" xmlns:cx2="http://schemas.microsoft.com/office/drawing/2015/10/21/chartex" xmlns:cx3="http://schemas.microsoft.com/office/drawing/2016/5/9/chartex" xmlns:cx4="http://schemas.microsoft.com/office/drawing/2016/5/10/chartex" xmlns:cx5="http://schemas.microsoft.com/office/drawing/2016/5/11/chartex" xmlns:cx6="http://schemas.microsoft.com/office/drawing/2016/5/12/chartex" xmlns:cx7="http://schemas.microsoft.com/office/drawing/2016/5/13/chartex" xmlns:cx8="http://schemas.microsoft.com/office/drawing/2016/5/14/chartex" xmlns:mc="http://schemas.openxmlformats.org/markup-compatibility/2006" xmlns:aink="http://schemas.microsoft.com/office/drawing/2016/ink" xmlns:am3d="http://schemas.microsoft.com/office/drawing/2017/model3d" xmlns:o="urn:schemas-microsoft-com:office:office" xmlns:oel="http://schemas.microsoft.com/office/2019/extlst" xmlns:r="http://schemas.openxmlformats.org/officeDocument/2006/relationships" xmlns:m="http://schemas.openxmlformats.org/officeDocument/2006/math" xmlns:v="urn:schemas-microsoft-com:vml" xmlns:wp14="http://schemas.microsoft.com/office/word/2010/wordprocessingDrawing" xmlns:wp="http://schemas.openxmlformats.org/drawingml/2006/wordprocessingDrawing" xmlns:w10="urn:schemas-microsoft-com:office:word" xmlns:w="http://schemas.openxmlformats.org/wordprocessingml/2006/main" xmlns:w14="http://schemas.microsoft.com/office/word/2010/wordml" xmlns:w15="http://schemas.microsoft.com/office/word/2012/wordml" xmlns:w16cex="http://schemas.microsoft.com/office/word/2018/wordml/cex" xmlns:w16cid="http://schemas.microsoft.com/office/word/2016/wordml/cid" xmlns:w16="http://schemas.microsoft.com/office/word/2018/wordml" xmlns:w16du="http://schemas.microsoft.com/office/word/2023/wordml/word16du" xmlns:w16sdtdh="http://schemas.microsoft.com/office/word/2020/wordml/sdtdatahash" xmlns:w16sdtfl="http://schemas.microsoft.com/office/word/2024/wordml/sdtformatlock" xmlns:w16se="http://schemas.microsoft.com/office/word/2015/wordml/symex" xmlns:wpg="http://schemas.microsoft.com/office/word/2010/wordprocessingGroup" xmlns:wpi="http://schemas.microsoft.com/office/word/2010/wordprocessingInk" xmlns:wne="http://schemas.microsoft.com/office/word/2006/wordml" xmlns:wps="http://schemas.microsoft.com/office/word/2010/wordprocessingShape" mc:Ignorable="w14 w15 w16se w16cid w16 w16cex w16sdtdh w16sdtfl w16du wp14">
   <w:abstractNum w:abstractNumId="0" w15:restartNumberingAfterBreak="0">
     <w:nsid w:val="06A51B28"/>
     <w:multiLevelType w:val="hybridMultilevel"/>
@@ -8750,7 +9969,7 @@
       </w:rPr>
     </w:lvl>
   </w:abstractNum>
-  <w:num w:numId="1">
+  <w:num w:numId="1" w16cid:durableId="1196892647">
     <w:abstractNumId w:val="1"/>
     <w:lvlOverride w:ilvl="0">
       <w:startOverride w:val="1"/>
@@ -8780,32 +9999,32 @@
       <w:startOverride w:val="1"/>
     </w:lvlOverride>
   </w:num>
-  <w:num w:numId="2">
+  <w:num w:numId="2" w16cid:durableId="1503659963">
     <w:abstractNumId w:val="1"/>
   </w:num>
-  <w:num w:numId="3">
+  <w:num w:numId="3" w16cid:durableId="89086281">
     <w:abstractNumId w:val="6"/>
   </w:num>
-  <w:num w:numId="4">
+  <w:num w:numId="4" w16cid:durableId="971864318">
     <w:abstractNumId w:val="5"/>
   </w:num>
-  <w:num w:numId="5">
+  <w:num w:numId="5" w16cid:durableId="1373766017">
     <w:abstractNumId w:val="3"/>
   </w:num>
-  <w:num w:numId="6">
+  <w:num w:numId="6" w16cid:durableId="1278180827">
     <w:abstractNumId w:val="0"/>
   </w:num>
-  <w:num w:numId="7">
+  <w:num w:numId="7" w16cid:durableId="1384988800">
     <w:abstractNumId w:val="4"/>
   </w:num>
-  <w:num w:numId="8">
+  <w:num w:numId="8" w16cid:durableId="1122267496">
     <w:abstractNumId w:val="2"/>
   </w:num>
 </w:numbering>
 </file>
 
 <file path=word/styles.xml><?xml version="1.0" encoding="utf-8"?>
-<w:styles xmlns:mc="http://schemas.openxmlformats.org/markup-compatibility/2006" xmlns:r="http://schemas.openxmlformats.org/officeDocument/2006/relationships" xmlns:w="http://schemas.openxmlformats.org/wordprocessingml/2006/main" xmlns:w14="http://schemas.microsoft.com/office/word/2010/wordml" xmlns:w15="http://schemas.microsoft.com/office/word/2012/wordml" xmlns:w16cex="http://schemas.microsoft.com/office/word/2018/wordml/cex" xmlns:w16cid="http://schemas.microsoft.com/office/word/2016/wordml/cid" xmlns:w16="http://schemas.microsoft.com/office/word/2018/wordml" xmlns:w16sdtdh="http://schemas.microsoft.com/office/word/2020/wordml/sdtdatahash" xmlns:w16se="http://schemas.microsoft.com/office/word/2015/wordml/symex" mc:Ignorable="w14 w15 w16se w16cid w16 w16cex w16sdtdh">
+<w:styles xmlns:mc="http://schemas.openxmlformats.org/markup-compatibility/2006" xmlns:r="http://schemas.openxmlformats.org/officeDocument/2006/relationships" xmlns:w="http://schemas.openxmlformats.org/wordprocessingml/2006/main" xmlns:w14="http://schemas.microsoft.com/office/word/2010/wordml" xmlns:w15="http://schemas.microsoft.com/office/word/2012/wordml" xmlns:w16cex="http://schemas.microsoft.com/office/word/2018/wordml/cex" xmlns:w16cid="http://schemas.microsoft.com/office/word/2016/wordml/cid" xmlns:w16="http://schemas.microsoft.com/office/word/2018/wordml" xmlns:w16du="http://schemas.microsoft.com/office/word/2023/wordml/word16du" xmlns:w16sdtdh="http://schemas.microsoft.com/office/word/2020/wordml/sdtdatahash" xmlns:w16sdtfl="http://schemas.microsoft.com/office/word/2024/wordml/sdtformatlock" xmlns:w16se="http://schemas.microsoft.com/office/word/2015/wordml/symex" mc:Ignorable="w14 w15 w16se w16cid w16 w16cex w16sdtdh w16sdtfl w16du">
   <w:docDefaults>
     <w:rPrDefault>
       <w:rPr>
